--- a/Operating System/Lab/[OS] LAB 1 template (2).docx
+++ b/Operating System/Lab/[OS] LAB 1 template (2).docx
@@ -38,7 +38,19 @@
               <w:rPr>
                 <w:szCs w:val="26"/>
               </w:rPr>
-              <w:t xml:space="preserve"> </w:t>
+              <w:t xml:space="preserve"> Tr</w:t>
+            </w:r>
+            <w:r>
+              <w:t>ầ</w:t>
+            </w:r>
+            <w:r>
+              <w:t>n Anh Tu</w:t>
+            </w:r>
+            <w:r>
+              <w:t>ấ</w:t>
+            </w:r>
+            <w:r>
+              <w:t>n</w:t>
             </w:r>
           </w:p>
           <w:p>
@@ -59,6 +71,12 @@
               </w:rPr>
               <w:t>:</w:t>
             </w:r>
+            <w:r>
+              <w:rPr>
+                <w:szCs w:val="26"/>
+              </w:rPr>
+              <w:t xml:space="preserve"> 24521943</w:t>
+            </w:r>
           </w:p>
           <w:p>
             <w:pPr>
@@ -77,6 +95,32 @@
                 <w:szCs w:val="26"/>
               </w:rPr>
               <w:t>:</w:t>
+            </w:r>
+            <w:r>
+              <w:rPr>
+                <w:szCs w:val="26"/>
+              </w:rPr>
+              <w:t xml:space="preserve"> </w:t>
+            </w:r>
+            <w:r>
+              <w:rPr>
+                <w:szCs w:val="26"/>
+              </w:rPr>
+              <w:t>CS4323.Q</w:t>
+            </w:r>
+            <w:proofErr w:type="gramStart"/>
+            <w:r>
+              <w:rPr>
+                <w:szCs w:val="26"/>
+              </w:rPr>
+              <w:t>12.CTTT</w:t>
+            </w:r>
+            <w:proofErr w:type="gramEnd"/>
+            <w:r>
+              <w:rPr>
+                <w:szCs w:val="26"/>
+              </w:rPr>
+              <w:t xml:space="preserve"> – CTTT2024</w:t>
             </w:r>
           </w:p>
         </w:tc>
@@ -441,7 +485,7 @@
                   <w:calcOnExit w:val="0"/>
                   <w:checkBox>
                     <w:sizeAuto/>
-                    <w:default w:val="0"/>
+                    <w:default w:val="1"/>
                   </w:checkBox>
                 </w:ffData>
               </w:fldChar>
@@ -547,7 +591,7 @@
                   <w:calcOnExit w:val="0"/>
                   <w:checkBox>
                     <w:sizeAuto/>
-                    <w:default w:val="0"/>
+                    <w:default w:val="1"/>
                   </w:checkBox>
                 </w:ffData>
               </w:fldChar>
@@ -600,7 +644,7 @@
                   <w:calcOnExit w:val="0"/>
                   <w:checkBox>
                     <w:sizeAuto/>
-                    <w:default w:val="0"/>
+                    <w:default w:val="1"/>
                   </w:checkBox>
                 </w:ffData>
               </w:fldChar>
@@ -653,7 +697,353 @@
                   <w:calcOnExit w:val="0"/>
                   <w:checkBox>
                     <w:sizeAuto/>
-                    <w:default w:val="0"/>
+                    <w:default w:val="1"/>
+                  </w:checkBox>
+                </w:ffData>
+              </w:fldChar>
+            </w:r>
+            <w:r>
+              <w:rPr>
+                <w:szCs w:val="26"/>
+              </w:rPr>
+              <w:instrText xml:space="preserve"> FORMCHECKBOX </w:instrText>
+            </w:r>
+            <w:r>
+              <w:rPr>
+                <w:szCs w:val="26"/>
+              </w:rPr>
+            </w:r>
+            <w:r>
+              <w:rPr>
+                <w:szCs w:val="26"/>
+              </w:rPr>
+              <w:fldChar w:fldCharType="separate"/>
+            </w:r>
+            <w:r>
+              <w:rPr>
+                <w:szCs w:val="26"/>
+              </w:rPr>
+              <w:fldChar w:fldCharType="end"/>
+            </w:r>
+          </w:p>
+        </w:tc>
+      </w:tr>
+      <w:tr>
+        <w:trPr>
+          <w:trHeight w:val="735"/>
+        </w:trPr>
+        <w:tc>
+          <w:tcPr>
+            <w:tcW w:w="2830" w:type="dxa"/>
+            <w:vAlign w:val="center"/>
+          </w:tcPr>
+          <w:p>
+            <w:pPr>
+              <w:rPr>
+                <w:b/>
+                <w:bCs/>
+                <w:szCs w:val="26"/>
+              </w:rPr>
+            </w:pPr>
+            <w:r>
+              <w:rPr>
+                <w:b/>
+                <w:bCs/>
+                <w:szCs w:val="26"/>
+              </w:rPr>
+              <w:t>Your code</w:t>
+            </w:r>
+          </w:p>
+        </w:tc>
+        <w:tc>
+          <w:tcPr>
+            <w:tcW w:w="931" w:type="dxa"/>
+            <w:vAlign w:val="center"/>
+          </w:tcPr>
+          <w:p>
+            <w:pPr>
+              <w:jc w:val="center"/>
+              <w:rPr>
+                <w:szCs w:val="26"/>
+              </w:rPr>
+            </w:pPr>
+            <w:r>
+              <w:rPr>
+                <w:szCs w:val="26"/>
+              </w:rPr>
+              <w:fldChar w:fldCharType="begin">
+                <w:ffData>
+                  <w:name w:val=""/>
+                  <w:enabled/>
+                  <w:calcOnExit w:val="0"/>
+                  <w:checkBox>
+                    <w:sizeAuto/>
+                    <w:default w:val="1"/>
+                  </w:checkBox>
+                </w:ffData>
+              </w:fldChar>
+            </w:r>
+            <w:r>
+              <w:rPr>
+                <w:szCs w:val="26"/>
+              </w:rPr>
+              <w:instrText xml:space="preserve"> FORMCHECKBOX </w:instrText>
+            </w:r>
+            <w:r>
+              <w:rPr>
+                <w:szCs w:val="26"/>
+              </w:rPr>
+            </w:r>
+            <w:r>
+              <w:rPr>
+                <w:szCs w:val="26"/>
+              </w:rPr>
+              <w:fldChar w:fldCharType="separate"/>
+            </w:r>
+            <w:r>
+              <w:rPr>
+                <w:szCs w:val="26"/>
+              </w:rPr>
+              <w:fldChar w:fldCharType="end"/>
+            </w:r>
+          </w:p>
+        </w:tc>
+        <w:tc>
+          <w:tcPr>
+            <w:tcW w:w="931" w:type="dxa"/>
+            <w:vAlign w:val="center"/>
+          </w:tcPr>
+          <w:p>
+            <w:pPr>
+              <w:jc w:val="center"/>
+              <w:rPr>
+                <w:szCs w:val="26"/>
+              </w:rPr>
+            </w:pPr>
+            <w:r>
+              <w:rPr>
+                <w:szCs w:val="26"/>
+              </w:rPr>
+              <w:fldChar w:fldCharType="begin">
+                <w:ffData>
+                  <w:name w:val="Check1"/>
+                  <w:enabled/>
+                  <w:calcOnExit w:val="0"/>
+                  <w:checkBox>
+                    <w:sizeAuto/>
+                    <w:default w:val="1"/>
+                  </w:checkBox>
+                </w:ffData>
+              </w:fldChar>
+            </w:r>
+            <w:r>
+              <w:rPr>
+                <w:szCs w:val="26"/>
+              </w:rPr>
+              <w:instrText xml:space="preserve"> FORMCHECKBOX </w:instrText>
+            </w:r>
+            <w:r>
+              <w:rPr>
+                <w:szCs w:val="26"/>
+              </w:rPr>
+            </w:r>
+            <w:r>
+              <w:rPr>
+                <w:szCs w:val="26"/>
+              </w:rPr>
+              <w:fldChar w:fldCharType="separate"/>
+            </w:r>
+            <w:r>
+              <w:rPr>
+                <w:szCs w:val="26"/>
+              </w:rPr>
+              <w:fldChar w:fldCharType="end"/>
+            </w:r>
+          </w:p>
+        </w:tc>
+        <w:tc>
+          <w:tcPr>
+            <w:tcW w:w="932" w:type="dxa"/>
+            <w:vAlign w:val="center"/>
+          </w:tcPr>
+          <w:p>
+            <w:pPr>
+              <w:jc w:val="center"/>
+              <w:rPr>
+                <w:szCs w:val="26"/>
+              </w:rPr>
+            </w:pPr>
+            <w:r>
+              <w:rPr>
+                <w:szCs w:val="26"/>
+              </w:rPr>
+              <w:fldChar w:fldCharType="begin">
+                <w:ffData>
+                  <w:name w:val="Check1"/>
+                  <w:enabled/>
+                  <w:calcOnExit w:val="0"/>
+                  <w:checkBox>
+                    <w:sizeAuto/>
+                    <w:default w:val="1"/>
+                  </w:checkBox>
+                </w:ffData>
+              </w:fldChar>
+            </w:r>
+            <w:r>
+              <w:rPr>
+                <w:szCs w:val="26"/>
+              </w:rPr>
+              <w:instrText xml:space="preserve"> FORMCHECKBOX </w:instrText>
+            </w:r>
+            <w:r>
+              <w:rPr>
+                <w:szCs w:val="26"/>
+              </w:rPr>
+            </w:r>
+            <w:r>
+              <w:rPr>
+                <w:szCs w:val="26"/>
+              </w:rPr>
+              <w:fldChar w:fldCharType="separate"/>
+            </w:r>
+            <w:r>
+              <w:rPr>
+                <w:szCs w:val="26"/>
+              </w:rPr>
+              <w:fldChar w:fldCharType="end"/>
+            </w:r>
+          </w:p>
+        </w:tc>
+        <w:tc>
+          <w:tcPr>
+            <w:tcW w:w="931" w:type="dxa"/>
+            <w:vAlign w:val="center"/>
+          </w:tcPr>
+          <w:p>
+            <w:pPr>
+              <w:jc w:val="center"/>
+              <w:rPr>
+                <w:szCs w:val="26"/>
+              </w:rPr>
+            </w:pPr>
+            <w:r>
+              <w:rPr>
+                <w:szCs w:val="26"/>
+              </w:rPr>
+              <w:fldChar w:fldCharType="begin">
+                <w:ffData>
+                  <w:name w:val=""/>
+                  <w:enabled/>
+                  <w:calcOnExit w:val="0"/>
+                  <w:checkBox>
+                    <w:sizeAuto/>
+                    <w:default w:val="1"/>
+                  </w:checkBox>
+                </w:ffData>
+              </w:fldChar>
+            </w:r>
+            <w:r>
+              <w:rPr>
+                <w:szCs w:val="26"/>
+              </w:rPr>
+              <w:instrText xml:space="preserve"> FORMCHECKBOX </w:instrText>
+            </w:r>
+            <w:r>
+              <w:rPr>
+                <w:szCs w:val="26"/>
+              </w:rPr>
+            </w:r>
+            <w:r>
+              <w:rPr>
+                <w:szCs w:val="26"/>
+              </w:rPr>
+              <w:fldChar w:fldCharType="separate"/>
+            </w:r>
+            <w:r>
+              <w:rPr>
+                <w:szCs w:val="26"/>
+              </w:rPr>
+              <w:fldChar w:fldCharType="end"/>
+            </w:r>
+          </w:p>
+        </w:tc>
+        <w:tc>
+          <w:tcPr>
+            <w:tcW w:w="932" w:type="dxa"/>
+            <w:vAlign w:val="center"/>
+          </w:tcPr>
+          <w:p>
+            <w:pPr>
+              <w:jc w:val="center"/>
+              <w:rPr>
+                <w:szCs w:val="26"/>
+              </w:rPr>
+            </w:pPr>
+            <w:r>
+              <w:rPr>
+                <w:szCs w:val="26"/>
+              </w:rPr>
+              <w:fldChar w:fldCharType="begin">
+                <w:ffData>
+                  <w:name w:val=""/>
+                  <w:enabled/>
+                  <w:calcOnExit w:val="0"/>
+                  <w:checkBox>
+                    <w:sizeAuto/>
+                    <w:default w:val="1"/>
+                  </w:checkBox>
+                </w:ffData>
+              </w:fldChar>
+            </w:r>
+            <w:r>
+              <w:rPr>
+                <w:szCs w:val="26"/>
+              </w:rPr>
+              <w:instrText xml:space="preserve"> FORMCHECKBOX </w:instrText>
+            </w:r>
+            <w:r>
+              <w:rPr>
+                <w:szCs w:val="26"/>
+              </w:rPr>
+            </w:r>
+            <w:r>
+              <w:rPr>
+                <w:szCs w:val="26"/>
+              </w:rPr>
+              <w:fldChar w:fldCharType="separate"/>
+            </w:r>
+            <w:r>
+              <w:rPr>
+                <w:szCs w:val="26"/>
+              </w:rPr>
+              <w:fldChar w:fldCharType="end"/>
+            </w:r>
+          </w:p>
+        </w:tc>
+        <w:tc>
+          <w:tcPr>
+            <w:tcW w:w="931" w:type="dxa"/>
+            <w:vAlign w:val="center"/>
+          </w:tcPr>
+          <w:p>
+            <w:pPr>
+              <w:jc w:val="center"/>
+              <w:rPr>
+                <w:szCs w:val="26"/>
+              </w:rPr>
+            </w:pPr>
+            <w:r>
+              <w:rPr>
+                <w:szCs w:val="26"/>
+              </w:rPr>
+              <w:fldChar w:fldCharType="begin">
+                <w:ffData>
+                  <w:name w:val="Check1"/>
+                  <w:enabled/>
+                  <w:calcOnExit w:val="0"/>
+                  <w:checkBox>
+                    <w:sizeAuto/>
+                    <w:default w:val="1"/>
                   </w:checkBox>
                 </w:ffData>
               </w:fldChar>
@@ -707,7 +1097,7 @@
                 <w:bCs/>
                 <w:szCs w:val="26"/>
               </w:rPr>
-              <w:t>Your code</w:t>
+              <w:t>Results and discussions</w:t>
             </w:r>
           </w:p>
         </w:tc>
@@ -787,7 +1177,7 @@
                   <w:calcOnExit w:val="0"/>
                   <w:checkBox>
                     <w:sizeAuto/>
-                    <w:default w:val="0"/>
+                    <w:default w:val="1"/>
                   </w:checkBox>
                 </w:ffData>
               </w:fldChar>
@@ -840,7 +1230,7 @@
                   <w:calcOnExit w:val="0"/>
                   <w:checkBox>
                     <w:sizeAuto/>
-                    <w:default w:val="0"/>
+                    <w:default w:val="1"/>
                   </w:checkBox>
                 </w:ffData>
               </w:fldChar>
@@ -873,6 +1263,59 @@
         <w:tc>
           <w:tcPr>
             <w:tcW w:w="931" w:type="dxa"/>
+            <w:vAlign w:val="center"/>
+          </w:tcPr>
+          <w:p>
+            <w:pPr>
+              <w:jc w:val="center"/>
+              <w:rPr>
+                <w:szCs w:val="26"/>
+              </w:rPr>
+            </w:pPr>
+            <w:r>
+              <w:rPr>
+                <w:szCs w:val="26"/>
+              </w:rPr>
+              <w:fldChar w:fldCharType="begin">
+                <w:ffData>
+                  <w:name w:val="Check1"/>
+                  <w:enabled/>
+                  <w:calcOnExit w:val="0"/>
+                  <w:checkBox>
+                    <w:sizeAuto/>
+                    <w:default w:val="1"/>
+                  </w:checkBox>
+                </w:ffData>
+              </w:fldChar>
+            </w:r>
+            <w:r>
+              <w:rPr>
+                <w:szCs w:val="26"/>
+              </w:rPr>
+              <w:instrText xml:space="preserve"> FORMCHECKBOX </w:instrText>
+            </w:r>
+            <w:r>
+              <w:rPr>
+                <w:szCs w:val="26"/>
+              </w:rPr>
+            </w:r>
+            <w:r>
+              <w:rPr>
+                <w:szCs w:val="26"/>
+              </w:rPr>
+              <w:fldChar w:fldCharType="separate"/>
+            </w:r>
+            <w:r>
+              <w:rPr>
+                <w:szCs w:val="26"/>
+              </w:rPr>
+              <w:fldChar w:fldCharType="end"/>
+            </w:r>
+          </w:p>
+        </w:tc>
+        <w:tc>
+          <w:tcPr>
+            <w:tcW w:w="932" w:type="dxa"/>
             <w:vAlign w:val="center"/>
           </w:tcPr>
           <w:p>
@@ -925,59 +1368,6 @@
         </w:tc>
         <w:tc>
           <w:tcPr>
-            <w:tcW w:w="932" w:type="dxa"/>
-            <w:vAlign w:val="center"/>
-          </w:tcPr>
-          <w:p>
-            <w:pPr>
-              <w:jc w:val="center"/>
-              <w:rPr>
-                <w:szCs w:val="26"/>
-              </w:rPr>
-            </w:pPr>
-            <w:r>
-              <w:rPr>
-                <w:szCs w:val="26"/>
-              </w:rPr>
-              <w:fldChar w:fldCharType="begin">
-                <w:ffData>
-                  <w:name w:val="Check1"/>
-                  <w:enabled/>
-                  <w:calcOnExit w:val="0"/>
-                  <w:checkBox>
-                    <w:sizeAuto/>
-                    <w:default w:val="0"/>
-                  </w:checkBox>
-                </w:ffData>
-              </w:fldChar>
-            </w:r>
-            <w:r>
-              <w:rPr>
-                <w:szCs w:val="26"/>
-              </w:rPr>
-              <w:instrText xml:space="preserve"> FORMCHECKBOX </w:instrText>
-            </w:r>
-            <w:r>
-              <w:rPr>
-                <w:szCs w:val="26"/>
-              </w:rPr>
-            </w:r>
-            <w:r>
-              <w:rPr>
-                <w:szCs w:val="26"/>
-              </w:rPr>
-              <w:fldChar w:fldCharType="separate"/>
-            </w:r>
-            <w:r>
-              <w:rPr>
-                <w:szCs w:val="26"/>
-              </w:rPr>
-              <w:fldChar w:fldCharType="end"/>
-            </w:r>
-          </w:p>
-        </w:tc>
-        <w:tc>
-          <w:tcPr>
             <w:tcW w:w="931" w:type="dxa"/>
             <w:vAlign w:val="center"/>
           </w:tcPr>
@@ -995,87 +1385,6 @@
               <w:fldChar w:fldCharType="begin">
                 <w:ffData>
                   <w:name w:val="Check1"/>
-                  <w:enabled/>
-                  <w:calcOnExit w:val="0"/>
-                  <w:checkBox>
-                    <w:sizeAuto/>
-                    <w:default w:val="0"/>
-                  </w:checkBox>
-                </w:ffData>
-              </w:fldChar>
-            </w:r>
-            <w:r>
-              <w:rPr>
-                <w:szCs w:val="26"/>
-              </w:rPr>
-              <w:instrText xml:space="preserve"> FORMCHECKBOX </w:instrText>
-            </w:r>
-            <w:r>
-              <w:rPr>
-                <w:szCs w:val="26"/>
-              </w:rPr>
-            </w:r>
-            <w:r>
-              <w:rPr>
-                <w:szCs w:val="26"/>
-              </w:rPr>
-              <w:fldChar w:fldCharType="separate"/>
-            </w:r>
-            <w:r>
-              <w:rPr>
-                <w:szCs w:val="26"/>
-              </w:rPr>
-              <w:fldChar w:fldCharType="end"/>
-            </w:r>
-          </w:p>
-        </w:tc>
-      </w:tr>
-      <w:tr>
-        <w:trPr>
-          <w:trHeight w:val="505"/>
-        </w:trPr>
-        <w:tc>
-          <w:tcPr>
-            <w:tcW w:w="2830" w:type="dxa"/>
-            <w:vAlign w:val="center"/>
-          </w:tcPr>
-          <w:p>
-            <w:pPr>
-              <w:rPr>
-                <w:b/>
-                <w:bCs/>
-                <w:szCs w:val="26"/>
-              </w:rPr>
-            </w:pPr>
-            <w:r>
-              <w:rPr>
-                <w:b/>
-                <w:bCs/>
-                <w:szCs w:val="26"/>
-              </w:rPr>
-              <w:t>Results and discussions</w:t>
-            </w:r>
-          </w:p>
-        </w:tc>
-        <w:tc>
-          <w:tcPr>
-            <w:tcW w:w="931" w:type="dxa"/>
-            <w:vAlign w:val="center"/>
-          </w:tcPr>
-          <w:p>
-            <w:pPr>
-              <w:jc w:val="center"/>
-              <w:rPr>
-                <w:szCs w:val="26"/>
-              </w:rPr>
-            </w:pPr>
-            <w:r>
-              <w:rPr>
-                <w:szCs w:val="26"/>
-              </w:rPr>
-              <w:fldChar w:fldCharType="begin">
-                <w:ffData>
-                  <w:name w:val=""/>
                   <w:enabled/>
                   <w:calcOnExit w:val="0"/>
                   <w:checkBox>
@@ -1110,271 +1419,6 @@
             </w:r>
           </w:p>
         </w:tc>
-        <w:tc>
-          <w:tcPr>
-            <w:tcW w:w="931" w:type="dxa"/>
-            <w:vAlign w:val="center"/>
-          </w:tcPr>
-          <w:p>
-            <w:pPr>
-              <w:jc w:val="center"/>
-              <w:rPr>
-                <w:szCs w:val="26"/>
-              </w:rPr>
-            </w:pPr>
-            <w:r>
-              <w:rPr>
-                <w:szCs w:val="26"/>
-              </w:rPr>
-              <w:fldChar w:fldCharType="begin">
-                <w:ffData>
-                  <w:name w:val="Check1"/>
-                  <w:enabled/>
-                  <w:calcOnExit w:val="0"/>
-                  <w:checkBox>
-                    <w:sizeAuto/>
-                    <w:default w:val="0"/>
-                  </w:checkBox>
-                </w:ffData>
-              </w:fldChar>
-            </w:r>
-            <w:r>
-              <w:rPr>
-                <w:szCs w:val="26"/>
-              </w:rPr>
-              <w:instrText xml:space="preserve"> FORMCHECKBOX </w:instrText>
-            </w:r>
-            <w:r>
-              <w:rPr>
-                <w:szCs w:val="26"/>
-              </w:rPr>
-            </w:r>
-            <w:r>
-              <w:rPr>
-                <w:szCs w:val="26"/>
-              </w:rPr>
-              <w:fldChar w:fldCharType="separate"/>
-            </w:r>
-            <w:r>
-              <w:rPr>
-                <w:szCs w:val="26"/>
-              </w:rPr>
-              <w:fldChar w:fldCharType="end"/>
-            </w:r>
-          </w:p>
-        </w:tc>
-        <w:tc>
-          <w:tcPr>
-            <w:tcW w:w="932" w:type="dxa"/>
-            <w:vAlign w:val="center"/>
-          </w:tcPr>
-          <w:p>
-            <w:pPr>
-              <w:jc w:val="center"/>
-              <w:rPr>
-                <w:szCs w:val="26"/>
-              </w:rPr>
-            </w:pPr>
-            <w:r>
-              <w:rPr>
-                <w:szCs w:val="26"/>
-              </w:rPr>
-              <w:fldChar w:fldCharType="begin">
-                <w:ffData>
-                  <w:name w:val="Check1"/>
-                  <w:enabled/>
-                  <w:calcOnExit w:val="0"/>
-                  <w:checkBox>
-                    <w:sizeAuto/>
-                    <w:default w:val="0"/>
-                  </w:checkBox>
-                </w:ffData>
-              </w:fldChar>
-            </w:r>
-            <w:r>
-              <w:rPr>
-                <w:szCs w:val="26"/>
-              </w:rPr>
-              <w:instrText xml:space="preserve"> FORMCHECKBOX </w:instrText>
-            </w:r>
-            <w:r>
-              <w:rPr>
-                <w:szCs w:val="26"/>
-              </w:rPr>
-            </w:r>
-            <w:r>
-              <w:rPr>
-                <w:szCs w:val="26"/>
-              </w:rPr>
-              <w:fldChar w:fldCharType="separate"/>
-            </w:r>
-            <w:r>
-              <w:rPr>
-                <w:szCs w:val="26"/>
-              </w:rPr>
-              <w:fldChar w:fldCharType="end"/>
-            </w:r>
-          </w:p>
-        </w:tc>
-        <w:tc>
-          <w:tcPr>
-            <w:tcW w:w="931" w:type="dxa"/>
-            <w:vAlign w:val="center"/>
-          </w:tcPr>
-          <w:p>
-            <w:pPr>
-              <w:jc w:val="center"/>
-              <w:rPr>
-                <w:szCs w:val="26"/>
-              </w:rPr>
-            </w:pPr>
-            <w:r>
-              <w:rPr>
-                <w:szCs w:val="26"/>
-              </w:rPr>
-              <w:fldChar w:fldCharType="begin">
-                <w:ffData>
-                  <w:name w:val="Check1"/>
-                  <w:enabled/>
-                  <w:calcOnExit w:val="0"/>
-                  <w:checkBox>
-                    <w:sizeAuto/>
-                    <w:default w:val="0"/>
-                  </w:checkBox>
-                </w:ffData>
-              </w:fldChar>
-            </w:r>
-            <w:r>
-              <w:rPr>
-                <w:szCs w:val="26"/>
-              </w:rPr>
-              <w:instrText xml:space="preserve"> FORMCHECKBOX </w:instrText>
-            </w:r>
-            <w:r>
-              <w:rPr>
-                <w:szCs w:val="26"/>
-              </w:rPr>
-            </w:r>
-            <w:r>
-              <w:rPr>
-                <w:szCs w:val="26"/>
-              </w:rPr>
-              <w:fldChar w:fldCharType="separate"/>
-            </w:r>
-            <w:r>
-              <w:rPr>
-                <w:szCs w:val="26"/>
-              </w:rPr>
-              <w:fldChar w:fldCharType="end"/>
-            </w:r>
-          </w:p>
-        </w:tc>
-        <w:tc>
-          <w:tcPr>
-            <w:tcW w:w="932" w:type="dxa"/>
-            <w:vAlign w:val="center"/>
-          </w:tcPr>
-          <w:p>
-            <w:pPr>
-              <w:jc w:val="center"/>
-              <w:rPr>
-                <w:szCs w:val="26"/>
-              </w:rPr>
-            </w:pPr>
-            <w:r>
-              <w:rPr>
-                <w:szCs w:val="26"/>
-              </w:rPr>
-              <w:fldChar w:fldCharType="begin">
-                <w:ffData>
-                  <w:name w:val="Check1"/>
-                  <w:enabled/>
-                  <w:calcOnExit w:val="0"/>
-                  <w:checkBox>
-                    <w:sizeAuto/>
-                    <w:default w:val="0"/>
-                  </w:checkBox>
-                </w:ffData>
-              </w:fldChar>
-            </w:r>
-            <w:r>
-              <w:rPr>
-                <w:szCs w:val="26"/>
-              </w:rPr>
-              <w:instrText xml:space="preserve"> FORMCHECKBOX </w:instrText>
-            </w:r>
-            <w:r>
-              <w:rPr>
-                <w:szCs w:val="26"/>
-              </w:rPr>
-            </w:r>
-            <w:r>
-              <w:rPr>
-                <w:szCs w:val="26"/>
-              </w:rPr>
-              <w:fldChar w:fldCharType="separate"/>
-            </w:r>
-            <w:r>
-              <w:rPr>
-                <w:szCs w:val="26"/>
-              </w:rPr>
-              <w:fldChar w:fldCharType="end"/>
-            </w:r>
-          </w:p>
-        </w:tc>
-        <w:tc>
-          <w:tcPr>
-            <w:tcW w:w="931" w:type="dxa"/>
-            <w:vAlign w:val="center"/>
-          </w:tcPr>
-          <w:p>
-            <w:pPr>
-              <w:jc w:val="center"/>
-              <w:rPr>
-                <w:szCs w:val="26"/>
-              </w:rPr>
-            </w:pPr>
-            <w:r>
-              <w:rPr>
-                <w:szCs w:val="26"/>
-              </w:rPr>
-              <w:fldChar w:fldCharType="begin">
-                <w:ffData>
-                  <w:name w:val="Check1"/>
-                  <w:enabled/>
-                  <w:calcOnExit w:val="0"/>
-                  <w:checkBox>
-                    <w:sizeAuto/>
-                    <w:default w:val="0"/>
-                  </w:checkBox>
-                </w:ffData>
-              </w:fldChar>
-            </w:r>
-            <w:r>
-              <w:rPr>
-                <w:szCs w:val="26"/>
-              </w:rPr>
-              <w:instrText xml:space="preserve"> FORMCHECKBOX </w:instrText>
-            </w:r>
-            <w:r>
-              <w:rPr>
-                <w:szCs w:val="26"/>
-              </w:rPr>
-            </w:r>
-            <w:r>
-              <w:rPr>
-                <w:szCs w:val="26"/>
-              </w:rPr>
-              <w:fldChar w:fldCharType="separate"/>
-            </w:r>
-            <w:r>
-              <w:rPr>
-                <w:szCs w:val="26"/>
-              </w:rPr>
-              <w:fldChar w:fldCharType="end"/>
-            </w:r>
-          </w:p>
-        </w:tc>
       </w:tr>
     </w:tbl>
     <w:p>
@@ -1416,143 +1460,11 @@
         </w:rPr>
         <w:t xml:space="preserve"> </w:t>
       </w:r>
-    </w:p>
-    <w:p>
-      <w:pPr>
+      <w:r>
         <w:rPr>
           <w:szCs w:val="26"/>
         </w:rPr>
-      </w:pPr>
-    </w:p>
-    <w:p>
-      <w:pPr>
-        <w:rPr>
-          <w:i/>
-          <w:iCs/>
-          <w:szCs w:val="26"/>
-        </w:rPr>
-      </w:pPr>
-      <w:r>
-        <w:rPr>
-          <w:i/>
-          <w:iCs/>
-          <w:szCs w:val="26"/>
-        </w:rPr>
-        <w:t>*</w:t>
-      </w:r>
-      <w:r>
-        <w:rPr>
-          <w:i/>
-          <w:iCs/>
-          <w:szCs w:val="26"/>
-        </w:rPr>
-        <w:t>Notice</w:t>
-      </w:r>
-      <w:r>
-        <w:rPr>
-          <w:i/>
-          <w:iCs/>
-          <w:szCs w:val="26"/>
-        </w:rPr>
-        <w:t xml:space="preserve">: </w:t>
-      </w:r>
-      <w:r>
-        <w:rPr>
-          <w:i/>
-          <w:iCs/>
-          <w:szCs w:val="26"/>
-        </w:rPr>
-        <w:t xml:space="preserve">Export </w:t>
-      </w:r>
-      <w:r>
-        <w:rPr>
-          <w:i/>
-          <w:iCs/>
-          <w:szCs w:val="26"/>
-        </w:rPr>
-        <w:t>PDF</w:t>
-      </w:r>
-      <w:r>
-        <w:rPr>
-          <w:i/>
-          <w:iCs/>
-          <w:szCs w:val="26"/>
-        </w:rPr>
-        <w:t xml:space="preserve"> file</w:t>
-      </w:r>
-      <w:r>
-        <w:rPr>
-          <w:i/>
-          <w:iCs/>
-          <w:szCs w:val="26"/>
-        </w:rPr>
-        <w:t xml:space="preserve">, </w:t>
-      </w:r>
-      <w:r>
-        <w:rPr>
-          <w:i/>
-          <w:iCs/>
-          <w:szCs w:val="26"/>
-        </w:rPr>
-        <w:t>name format</w:t>
-      </w:r>
-      <w:r>
-        <w:rPr>
-          <w:i/>
-          <w:iCs/>
-          <w:szCs w:val="26"/>
-        </w:rPr>
-        <w:t>:</w:t>
-      </w:r>
-      <w:r>
-        <w:rPr>
-          <w:b/>
-          <w:bCs/>
-          <w:i/>
-          <w:iCs/>
-          <w:szCs w:val="26"/>
-        </w:rPr>
-        <w:br/>
-      </w:r>
-      <w:r>
-        <w:rPr>
-          <w:b/>
-          <w:bCs/>
-          <w:i/>
-          <w:iCs/>
-          <w:szCs w:val="26"/>
-        </w:rPr>
-        <w:t>&lt;MSSV&gt;</w:t>
-      </w:r>
-      <w:r>
-        <w:rPr>
-          <w:b/>
-          <w:bCs/>
-          <w:i/>
-          <w:iCs/>
-          <w:szCs w:val="26"/>
-        </w:rPr>
-        <w:t>_LAB</w:t>
-      </w:r>
-      <w:r>
-        <w:rPr>
-          <w:b/>
-          <w:bCs/>
-          <w:i/>
-          <w:iCs/>
-          <w:szCs w:val="26"/>
-        </w:rPr>
-        <w:t>1</w:t>
-      </w:r>
-      <w:r>
-        <w:rPr>
-          <w:b/>
-          <w:bCs/>
-          <w:i/>
-          <w:iCs/>
-          <w:szCs w:val="26"/>
-        </w:rPr>
-        <w:t>.pdf</w:t>
+        <w:t>10/10</w:t>
       </w:r>
       <w:r>
         <w:rPr>
@@ -1653,7 +1565,1109 @@
         <w:t>Answer:</w:t>
       </w:r>
     </w:p>
+    <w:p>
+      <w:pPr>
+        <w:pStyle w:val="ListParagraph"/>
+        <w:numPr>
+          <w:ilvl w:val="0"/>
+          <w:numId w:val="19"/>
+        </w:numPr>
+        <w:rPr>
+          <w:b/>
+          <w:bCs/>
+        </w:rPr>
+      </w:pPr>
+      <w:r>
+        <w:rPr>
+          <w:b/>
+          <w:bCs/>
+        </w:rPr>
+        <w:t>ls – List files and directories</w:t>
+      </w:r>
+    </w:p>
+    <w:p>
+      <w:pPr>
+        <w:rPr>
+          <w:b/>
+          <w:bCs/>
+        </w:rPr>
+      </w:pPr>
+      <w:r>
+        <w:rPr>
+          <w:b/>
+          <w:bCs/>
+        </w:rPr>
+        <w:drawing>
+          <wp:inline distT="0" distB="0" distL="0" distR="0" wp14:anchorId="15827D17" wp14:editId="330FE17C">
+            <wp:extent cx="5943600" cy="1478280"/>
+            <wp:effectExtent l="0" t="0" r="0" b="7620"/>
+            <wp:docPr id="1312386513" name="Picture 1" descr="A screenshot of a computer&#10;&#10;AI-generated content may be incorrect."/>
+            <wp:cNvGraphicFramePr>
+              <a:graphicFrameLocks xmlns:a="http://schemas.openxmlformats.org/drawingml/2006/main" noChangeAspect="1"/>
+            </wp:cNvGraphicFramePr>
+            <a:graphic xmlns:a="http://schemas.openxmlformats.org/drawingml/2006/main">
+              <a:graphicData uri="http://schemas.openxmlformats.org/drawingml/2006/picture">
+                <pic:pic xmlns:pic="http://schemas.openxmlformats.org/drawingml/2006/picture">
+                  <pic:nvPicPr>
+                    <pic:cNvPr id="1312386513" name="Picture 1" descr="A screenshot of a computer&#10;&#10;AI-generated content may be incorrect."/>
+                    <pic:cNvPicPr/>
+                  </pic:nvPicPr>
+                  <pic:blipFill>
+                    <a:blip r:embed="rId8"/>
+                    <a:stretch>
+                      <a:fillRect/>
+                    </a:stretch>
+                  </pic:blipFill>
+                  <pic:spPr>
+                    <a:xfrm>
+                      <a:off x="0" y="0"/>
+                      <a:ext cx="5943600" cy="1478280"/>
+                    </a:xfrm>
+                    <a:prstGeom prst="rect">
+                      <a:avLst/>
+                    </a:prstGeom>
+                  </pic:spPr>
+                </pic:pic>
+              </a:graphicData>
+            </a:graphic>
+          </wp:inline>
+        </w:drawing>
+      </w:r>
+    </w:p>
+    <w:p>
+      <w:r>
+        <w:rPr>
+          <w:b/>
+          <w:bCs/>
+        </w:rPr>
+        <w:t>Usage:</w:t>
+      </w:r>
+      <w:r>
+        <w:t xml:space="preserve"> ls [directory]</w:t>
+      </w:r>
+      <w:r>
+        <w:br/>
+      </w:r>
+      <w:r>
+        <w:rPr>
+          <w:b/>
+          <w:bCs/>
+        </w:rPr>
+        <w:t>Purpose:</w:t>
+      </w:r>
+      <w:r>
+        <w:t xml:space="preserve"> Displays files and folders in the current or specified directory.</w:t>
+      </w:r>
+    </w:p>
     <w:p/>
+    <w:p>
+      <w:pPr>
+        <w:pStyle w:val="ListParagraph"/>
+        <w:numPr>
+          <w:ilvl w:val="0"/>
+          <w:numId w:val="19"/>
+        </w:numPr>
+        <w:rPr>
+          <w:b/>
+          <w:bCs/>
+        </w:rPr>
+      </w:pPr>
+      <w:r>
+        <w:rPr>
+          <w:b/>
+          <w:bCs/>
+        </w:rPr>
+        <w:t>cd – Change directory</w:t>
+      </w:r>
+    </w:p>
+    <w:p>
+      <w:pPr>
+        <w:rPr>
+          <w:b/>
+          <w:bCs/>
+        </w:rPr>
+      </w:pPr>
+      <w:r>
+        <w:rPr>
+          <w:b/>
+          <w:bCs/>
+        </w:rPr>
+        <w:drawing>
+          <wp:inline distT="0" distB="0" distL="0" distR="0" wp14:anchorId="5515FAD4" wp14:editId="06ABC5C9">
+            <wp:extent cx="5943600" cy="1722120"/>
+            <wp:effectExtent l="0" t="0" r="0" b="0"/>
+            <wp:docPr id="588793494" name="Picture 1" descr="A screenshot of a computer&#10;&#10;AI-generated content may be incorrect."/>
+            <wp:cNvGraphicFramePr>
+              <a:graphicFrameLocks xmlns:a="http://schemas.openxmlformats.org/drawingml/2006/main" noChangeAspect="1"/>
+            </wp:cNvGraphicFramePr>
+            <a:graphic xmlns:a="http://schemas.openxmlformats.org/drawingml/2006/main">
+              <a:graphicData uri="http://schemas.openxmlformats.org/drawingml/2006/picture">
+                <pic:pic xmlns:pic="http://schemas.openxmlformats.org/drawingml/2006/picture">
+                  <pic:nvPicPr>
+                    <pic:cNvPr id="588793494" name="Picture 1" descr="A screenshot of a computer&#10;&#10;AI-generated content may be incorrect."/>
+                    <pic:cNvPicPr/>
+                  </pic:nvPicPr>
+                  <pic:blipFill>
+                    <a:blip r:embed="rId9"/>
+                    <a:stretch>
+                      <a:fillRect/>
+                    </a:stretch>
+                  </pic:blipFill>
+                  <pic:spPr>
+                    <a:xfrm>
+                      <a:off x="0" y="0"/>
+                      <a:ext cx="5943600" cy="1722120"/>
+                    </a:xfrm>
+                    <a:prstGeom prst="rect">
+                      <a:avLst/>
+                    </a:prstGeom>
+                  </pic:spPr>
+                </pic:pic>
+              </a:graphicData>
+            </a:graphic>
+          </wp:inline>
+        </w:drawing>
+      </w:r>
+    </w:p>
+    <w:p>
+      <w:r>
+        <w:rPr>
+          <w:b/>
+          <w:bCs/>
+        </w:rPr>
+        <w:t>Usage:</w:t>
+      </w:r>
+      <w:r>
+        <w:t xml:space="preserve"> cd [directory]</w:t>
+      </w:r>
+      <w:r>
+        <w:br/>
+      </w:r>
+      <w:r>
+        <w:rPr>
+          <w:b/>
+          <w:bCs/>
+        </w:rPr>
+        <w:t>Purpose:</w:t>
+      </w:r>
+      <w:r>
+        <w:t xml:space="preserve"> Moves you from your current directory to another.</w:t>
+      </w:r>
+    </w:p>
+    <w:p/>
+    <w:p>
+      <w:pPr>
+        <w:pStyle w:val="ListParagraph"/>
+        <w:numPr>
+          <w:ilvl w:val="0"/>
+          <w:numId w:val="19"/>
+        </w:numPr>
+        <w:rPr>
+          <w:b/>
+          <w:bCs/>
+        </w:rPr>
+      </w:pPr>
+      <w:proofErr w:type="spellStart"/>
+      <w:r>
+        <w:rPr>
+          <w:b/>
+          <w:bCs/>
+        </w:rPr>
+        <w:lastRenderedPageBreak/>
+        <w:t>pwd</w:t>
+      </w:r>
+      <w:proofErr w:type="spellEnd"/>
+      <w:r>
+        <w:rPr>
+          <w:b/>
+          <w:bCs/>
+        </w:rPr>
+        <w:t xml:space="preserve"> – Print working directory</w:t>
+      </w:r>
+    </w:p>
+    <w:p>
+      <w:pPr>
+        <w:rPr>
+          <w:b/>
+          <w:bCs/>
+        </w:rPr>
+      </w:pPr>
+      <w:r>
+        <w:rPr>
+          <w:b/>
+          <w:bCs/>
+        </w:rPr>
+        <w:drawing>
+          <wp:inline distT="0" distB="0" distL="0" distR="0" wp14:anchorId="16101A12" wp14:editId="6131F375">
+            <wp:extent cx="5943600" cy="1951990"/>
+            <wp:effectExtent l="0" t="0" r="0" b="0"/>
+            <wp:docPr id="934110686" name="Picture 1" descr="A screenshot of a computer&#10;&#10;AI-generated content may be incorrect."/>
+            <wp:cNvGraphicFramePr>
+              <a:graphicFrameLocks xmlns:a="http://schemas.openxmlformats.org/drawingml/2006/main" noChangeAspect="1"/>
+            </wp:cNvGraphicFramePr>
+            <a:graphic xmlns:a="http://schemas.openxmlformats.org/drawingml/2006/main">
+              <a:graphicData uri="http://schemas.openxmlformats.org/drawingml/2006/picture">
+                <pic:pic xmlns:pic="http://schemas.openxmlformats.org/drawingml/2006/picture">
+                  <pic:nvPicPr>
+                    <pic:cNvPr id="934110686" name="Picture 1" descr="A screenshot of a computer&#10;&#10;AI-generated content may be incorrect."/>
+                    <pic:cNvPicPr/>
+                  </pic:nvPicPr>
+                  <pic:blipFill>
+                    <a:blip r:embed="rId10"/>
+                    <a:stretch>
+                      <a:fillRect/>
+                    </a:stretch>
+                  </pic:blipFill>
+                  <pic:spPr>
+                    <a:xfrm>
+                      <a:off x="0" y="0"/>
+                      <a:ext cx="5943600" cy="1951990"/>
+                    </a:xfrm>
+                    <a:prstGeom prst="rect">
+                      <a:avLst/>
+                    </a:prstGeom>
+                  </pic:spPr>
+                </pic:pic>
+              </a:graphicData>
+            </a:graphic>
+          </wp:inline>
+        </w:drawing>
+      </w:r>
+    </w:p>
+    <w:p>
+      <w:r>
+        <w:rPr>
+          <w:b/>
+          <w:bCs/>
+        </w:rPr>
+        <w:t>Usage:</w:t>
+      </w:r>
+      <w:r>
+        <w:t xml:space="preserve"> </w:t>
+      </w:r>
+      <w:proofErr w:type="spellStart"/>
+      <w:r>
+        <w:t>pwd</w:t>
+      </w:r>
+      <w:proofErr w:type="spellEnd"/>
+      <w:r>
+        <w:br/>
+      </w:r>
+      <w:r>
+        <w:rPr>
+          <w:b/>
+          <w:bCs/>
+        </w:rPr>
+        <w:t>Purpose:</w:t>
+      </w:r>
+      <w:r>
+        <w:t xml:space="preserve"> Shows the full path of your current directory.</w:t>
+      </w:r>
+    </w:p>
+    <w:p/>
+    <w:p>
+      <w:pPr>
+        <w:pStyle w:val="ListParagraph"/>
+        <w:numPr>
+          <w:ilvl w:val="0"/>
+          <w:numId w:val="19"/>
+        </w:numPr>
+        <w:rPr>
+          <w:b/>
+          <w:bCs/>
+        </w:rPr>
+      </w:pPr>
+      <w:r>
+        <w:rPr>
+          <w:b/>
+          <w:bCs/>
+        </w:rPr>
+        <w:t>touch – Create empty files</w:t>
+      </w:r>
+    </w:p>
+    <w:p>
+      <w:pPr>
+        <w:rPr>
+          <w:b/>
+          <w:bCs/>
+        </w:rPr>
+      </w:pPr>
+      <w:r>
+        <w:rPr>
+          <w:b/>
+          <w:bCs/>
+        </w:rPr>
+        <w:drawing>
+          <wp:inline distT="0" distB="0" distL="0" distR="0" wp14:anchorId="3396E6F6" wp14:editId="7986C26B">
+            <wp:extent cx="5943600" cy="1122680"/>
+            <wp:effectExtent l="0" t="0" r="0" b="1270"/>
+            <wp:docPr id="1767399217" name="Picture 1" descr="A screenshot of a computer program&#10;&#10;AI-generated content may be incorrect."/>
+            <wp:cNvGraphicFramePr>
+              <a:graphicFrameLocks xmlns:a="http://schemas.openxmlformats.org/drawingml/2006/main" noChangeAspect="1"/>
+            </wp:cNvGraphicFramePr>
+            <a:graphic xmlns:a="http://schemas.openxmlformats.org/drawingml/2006/main">
+              <a:graphicData uri="http://schemas.openxmlformats.org/drawingml/2006/picture">
+                <pic:pic xmlns:pic="http://schemas.openxmlformats.org/drawingml/2006/picture">
+                  <pic:nvPicPr>
+                    <pic:cNvPr id="1767399217" name="Picture 1" descr="A screenshot of a computer program&#10;&#10;AI-generated content may be incorrect."/>
+                    <pic:cNvPicPr/>
+                  </pic:nvPicPr>
+                  <pic:blipFill>
+                    <a:blip r:embed="rId11"/>
+                    <a:stretch>
+                      <a:fillRect/>
+                    </a:stretch>
+                  </pic:blipFill>
+                  <pic:spPr>
+                    <a:xfrm>
+                      <a:off x="0" y="0"/>
+                      <a:ext cx="5943600" cy="1122680"/>
+                    </a:xfrm>
+                    <a:prstGeom prst="rect">
+                      <a:avLst/>
+                    </a:prstGeom>
+                  </pic:spPr>
+                </pic:pic>
+              </a:graphicData>
+            </a:graphic>
+          </wp:inline>
+        </w:drawing>
+      </w:r>
+    </w:p>
+    <w:p>
+      <w:r>
+        <w:rPr>
+          <w:b/>
+          <w:bCs/>
+        </w:rPr>
+        <w:t>Usage:</w:t>
+      </w:r>
+      <w:r>
+        <w:t xml:space="preserve"> touch [filename]</w:t>
+      </w:r>
+      <w:r>
+        <w:br/>
+      </w:r>
+      <w:r>
+        <w:rPr>
+          <w:b/>
+          <w:bCs/>
+        </w:rPr>
+        <w:t>Purpose:</w:t>
+      </w:r>
+      <w:r>
+        <w:t xml:space="preserve"> Creates an empty file or updates the modification time of an existing file.</w:t>
+      </w:r>
+    </w:p>
+    <w:p/>
+    <w:p/>
+    <w:p/>
+    <w:p/>
+    <w:p/>
+    <w:p/>
+    <w:p/>
+    <w:p/>
+    <w:p/>
+    <w:p/>
+    <w:p>
+      <w:pPr>
+        <w:pStyle w:val="ListParagraph"/>
+        <w:numPr>
+          <w:ilvl w:val="0"/>
+          <w:numId w:val="19"/>
+        </w:numPr>
+        <w:rPr>
+          <w:b/>
+          <w:bCs/>
+        </w:rPr>
+      </w:pPr>
+      <w:r>
+        <w:rPr>
+          <w:b/>
+          <w:bCs/>
+        </w:rPr>
+        <w:lastRenderedPageBreak/>
+        <w:t>nano – Text editor</w:t>
+      </w:r>
+    </w:p>
+    <w:p>
+      <w:pPr>
+        <w:rPr>
+          <w:b/>
+          <w:bCs/>
+        </w:rPr>
+      </w:pPr>
+      <w:r>
+        <w:rPr>
+          <w:b/>
+          <w:bCs/>
+        </w:rPr>
+        <w:drawing>
+          <wp:inline distT="0" distB="0" distL="0" distR="0" wp14:anchorId="742FD2B8" wp14:editId="6E5391A1">
+            <wp:extent cx="5943600" cy="4252595"/>
+            <wp:effectExtent l="0" t="0" r="0" b="0"/>
+            <wp:docPr id="162850930" name="Picture 1" descr="A screenshot of a computer&#10;&#10;AI-generated content may be incorrect."/>
+            <wp:cNvGraphicFramePr>
+              <a:graphicFrameLocks xmlns:a="http://schemas.openxmlformats.org/drawingml/2006/main" noChangeAspect="1"/>
+            </wp:cNvGraphicFramePr>
+            <a:graphic xmlns:a="http://schemas.openxmlformats.org/drawingml/2006/main">
+              <a:graphicData uri="http://schemas.openxmlformats.org/drawingml/2006/picture">
+                <pic:pic xmlns:pic="http://schemas.openxmlformats.org/drawingml/2006/picture">
+                  <pic:nvPicPr>
+                    <pic:cNvPr id="162850930" name="Picture 1" descr="A screenshot of a computer&#10;&#10;AI-generated content may be incorrect."/>
+                    <pic:cNvPicPr/>
+                  </pic:nvPicPr>
+                  <pic:blipFill>
+                    <a:blip r:embed="rId12"/>
+                    <a:stretch>
+                      <a:fillRect/>
+                    </a:stretch>
+                  </pic:blipFill>
+                  <pic:spPr>
+                    <a:xfrm>
+                      <a:off x="0" y="0"/>
+                      <a:ext cx="5943600" cy="4252595"/>
+                    </a:xfrm>
+                    <a:prstGeom prst="rect">
+                      <a:avLst/>
+                    </a:prstGeom>
+                  </pic:spPr>
+                </pic:pic>
+              </a:graphicData>
+            </a:graphic>
+          </wp:inline>
+        </w:drawing>
+      </w:r>
+    </w:p>
+    <w:p>
+      <w:r>
+        <w:rPr>
+          <w:b/>
+          <w:bCs/>
+        </w:rPr>
+        <w:t>Usage:</w:t>
+      </w:r>
+      <w:r>
+        <w:t xml:space="preserve"> nano [filename]</w:t>
+      </w:r>
+      <w:r>
+        <w:br/>
+      </w:r>
+      <w:r>
+        <w:rPr>
+          <w:b/>
+          <w:bCs/>
+        </w:rPr>
+        <w:t>Purpose:</w:t>
+      </w:r>
+      <w:r>
+        <w:t xml:space="preserve"> Opens a text-based editor in the terminal to edit files.</w:t>
+      </w:r>
+    </w:p>
+    <w:p/>
+    <w:p>
+      <w:pPr>
+        <w:pStyle w:val="ListParagraph"/>
+        <w:numPr>
+          <w:ilvl w:val="0"/>
+          <w:numId w:val="19"/>
+        </w:numPr>
+        <w:rPr>
+          <w:b/>
+          <w:bCs/>
+        </w:rPr>
+      </w:pPr>
+      <w:proofErr w:type="spellStart"/>
+      <w:r>
+        <w:rPr>
+          <w:b/>
+          <w:bCs/>
+        </w:rPr>
+        <w:t>mkdir</w:t>
+      </w:r>
+      <w:proofErr w:type="spellEnd"/>
+      <w:r>
+        <w:rPr>
+          <w:b/>
+          <w:bCs/>
+        </w:rPr>
+        <w:t xml:space="preserve"> – Make directory</w:t>
+      </w:r>
+    </w:p>
+    <w:p>
+      <w:pPr>
+        <w:rPr>
+          <w:b/>
+          <w:bCs/>
+        </w:rPr>
+      </w:pPr>
+      <w:r>
+        <w:rPr>
+          <w:b/>
+          <w:bCs/>
+        </w:rPr>
+        <w:drawing>
+          <wp:inline distT="0" distB="0" distL="0" distR="0" wp14:anchorId="1DF314E6" wp14:editId="1B2824C3">
+            <wp:extent cx="5943600" cy="1395095"/>
+            <wp:effectExtent l="0" t="0" r="0" b="0"/>
+            <wp:docPr id="2095771773" name="Picture 1" descr="A screenshot of a computer program&#10;&#10;AI-generated content may be incorrect."/>
+            <wp:cNvGraphicFramePr>
+              <a:graphicFrameLocks xmlns:a="http://schemas.openxmlformats.org/drawingml/2006/main" noChangeAspect="1"/>
+            </wp:cNvGraphicFramePr>
+            <a:graphic xmlns:a="http://schemas.openxmlformats.org/drawingml/2006/main">
+              <a:graphicData uri="http://schemas.openxmlformats.org/drawingml/2006/picture">
+                <pic:pic xmlns:pic="http://schemas.openxmlformats.org/drawingml/2006/picture">
+                  <pic:nvPicPr>
+                    <pic:cNvPr id="2095771773" name="Picture 1" descr="A screenshot of a computer program&#10;&#10;AI-generated content may be incorrect."/>
+                    <pic:cNvPicPr/>
+                  </pic:nvPicPr>
+                  <pic:blipFill>
+                    <a:blip r:embed="rId13"/>
+                    <a:stretch>
+                      <a:fillRect/>
+                    </a:stretch>
+                  </pic:blipFill>
+                  <pic:spPr>
+                    <a:xfrm>
+                      <a:off x="0" y="0"/>
+                      <a:ext cx="5943600" cy="1395095"/>
+                    </a:xfrm>
+                    <a:prstGeom prst="rect">
+                      <a:avLst/>
+                    </a:prstGeom>
+                  </pic:spPr>
+                </pic:pic>
+              </a:graphicData>
+            </a:graphic>
+          </wp:inline>
+        </w:drawing>
+      </w:r>
+    </w:p>
+    <w:p>
+      <w:r>
+        <w:rPr>
+          <w:b/>
+          <w:bCs/>
+        </w:rPr>
+        <w:t>Usage:</w:t>
+      </w:r>
+      <w:r>
+        <w:t xml:space="preserve"> </w:t>
+      </w:r>
+      <w:proofErr w:type="spellStart"/>
+      <w:r>
+        <w:t>mkdir</w:t>
+      </w:r>
+      <w:proofErr w:type="spellEnd"/>
+      <w:r>
+        <w:t xml:space="preserve"> [</w:t>
+      </w:r>
+      <w:proofErr w:type="spellStart"/>
+      <w:r>
+        <w:t>directory_name</w:t>
+      </w:r>
+      <w:proofErr w:type="spellEnd"/>
+      <w:r>
+        <w:t>]</w:t>
+      </w:r>
+      <w:r>
+        <w:br/>
+      </w:r>
+      <w:r>
+        <w:rPr>
+          <w:b/>
+          <w:bCs/>
+        </w:rPr>
+        <w:t>Purpose:</w:t>
+      </w:r>
+      <w:r>
+        <w:t xml:space="preserve"> Creates a new folder.</w:t>
+      </w:r>
+    </w:p>
+    <w:p/>
+    <w:p>
+      <w:pPr>
+        <w:pStyle w:val="ListParagraph"/>
+        <w:numPr>
+          <w:ilvl w:val="0"/>
+          <w:numId w:val="19"/>
+        </w:numPr>
+        <w:rPr>
+          <w:b/>
+          <w:bCs/>
+        </w:rPr>
+      </w:pPr>
+      <w:r>
+        <w:rPr>
+          <w:b/>
+          <w:bCs/>
+        </w:rPr>
+        <w:lastRenderedPageBreak/>
+        <w:t>rm – Remove files or directories</w:t>
+      </w:r>
+    </w:p>
+    <w:p>
+      <w:pPr>
+        <w:rPr>
+          <w:b/>
+          <w:bCs/>
+        </w:rPr>
+      </w:pPr>
+      <w:r>
+        <w:rPr>
+          <w:b/>
+          <w:bCs/>
+        </w:rPr>
+        <w:drawing>
+          <wp:inline distT="0" distB="0" distL="0" distR="0" wp14:anchorId="2D749B73" wp14:editId="714C3C33">
+            <wp:extent cx="5943600" cy="1150620"/>
+            <wp:effectExtent l="0" t="0" r="0" b="0"/>
+            <wp:docPr id="2064338187" name="Picture 1" descr="A screenshot of a computer&#10;&#10;AI-generated content may be incorrect."/>
+            <wp:cNvGraphicFramePr>
+              <a:graphicFrameLocks xmlns:a="http://schemas.openxmlformats.org/drawingml/2006/main" noChangeAspect="1"/>
+            </wp:cNvGraphicFramePr>
+            <a:graphic xmlns:a="http://schemas.openxmlformats.org/drawingml/2006/main">
+              <a:graphicData uri="http://schemas.openxmlformats.org/drawingml/2006/picture">
+                <pic:pic xmlns:pic="http://schemas.openxmlformats.org/drawingml/2006/picture">
+                  <pic:nvPicPr>
+                    <pic:cNvPr id="2064338187" name="Picture 1" descr="A screenshot of a computer&#10;&#10;AI-generated content may be incorrect."/>
+                    <pic:cNvPicPr/>
+                  </pic:nvPicPr>
+                  <pic:blipFill>
+                    <a:blip r:embed="rId14"/>
+                    <a:stretch>
+                      <a:fillRect/>
+                    </a:stretch>
+                  </pic:blipFill>
+                  <pic:spPr>
+                    <a:xfrm>
+                      <a:off x="0" y="0"/>
+                      <a:ext cx="5943600" cy="1150620"/>
+                    </a:xfrm>
+                    <a:prstGeom prst="rect">
+                      <a:avLst/>
+                    </a:prstGeom>
+                  </pic:spPr>
+                </pic:pic>
+              </a:graphicData>
+            </a:graphic>
+          </wp:inline>
+        </w:drawing>
+      </w:r>
+    </w:p>
+    <w:p>
+      <w:r>
+        <w:rPr>
+          <w:b/>
+          <w:bCs/>
+        </w:rPr>
+        <w:t>Usage:</w:t>
+      </w:r>
+      <w:r>
+        <w:t xml:space="preserve"> rm [options] [file]</w:t>
+      </w:r>
+      <w:r>
+        <w:br/>
+      </w:r>
+      <w:r>
+        <w:rPr>
+          <w:b/>
+          <w:bCs/>
+        </w:rPr>
+        <w:t>Purpose:</w:t>
+      </w:r>
+      <w:r>
+        <w:t xml:space="preserve"> Deletes files or folders</w:t>
+      </w:r>
+      <w:r>
+        <w:t>.</w:t>
+      </w:r>
+      <w:r>
+        <w:t xml:space="preserve"> </w:t>
+      </w:r>
+    </w:p>
+    <w:p>
+      <w:pPr>
+        <w:pStyle w:val="ListParagraph"/>
+        <w:numPr>
+          <w:ilvl w:val="0"/>
+          <w:numId w:val="19"/>
+        </w:numPr>
+        <w:rPr>
+          <w:b/>
+          <w:bCs/>
+        </w:rPr>
+      </w:pPr>
+      <w:r>
+        <w:rPr>
+          <w:b/>
+          <w:bCs/>
+        </w:rPr>
+        <w:t>cp – Copy files or directories</w:t>
+      </w:r>
+    </w:p>
+    <w:p>
+      <w:pPr>
+        <w:rPr>
+          <w:b/>
+          <w:bCs/>
+        </w:rPr>
+      </w:pPr>
+      <w:r>
+        <w:rPr>
+          <w:b/>
+          <w:bCs/>
+        </w:rPr>
+        <w:drawing>
+          <wp:inline distT="0" distB="0" distL="0" distR="0" wp14:anchorId="1F16B114" wp14:editId="47237547">
+            <wp:extent cx="5943600" cy="1108710"/>
+            <wp:effectExtent l="0" t="0" r="0" b="0"/>
+            <wp:docPr id="45410948" name="Picture 1" descr="A screenshot of a computer&#10;&#10;AI-generated content may be incorrect."/>
+            <wp:cNvGraphicFramePr>
+              <a:graphicFrameLocks xmlns:a="http://schemas.openxmlformats.org/drawingml/2006/main" noChangeAspect="1"/>
+            </wp:cNvGraphicFramePr>
+            <a:graphic xmlns:a="http://schemas.openxmlformats.org/drawingml/2006/main">
+              <a:graphicData uri="http://schemas.openxmlformats.org/drawingml/2006/picture">
+                <pic:pic xmlns:pic="http://schemas.openxmlformats.org/drawingml/2006/picture">
+                  <pic:nvPicPr>
+                    <pic:cNvPr id="45410948" name="Picture 1" descr="A screenshot of a computer&#10;&#10;AI-generated content may be incorrect."/>
+                    <pic:cNvPicPr/>
+                  </pic:nvPicPr>
+                  <pic:blipFill>
+                    <a:blip r:embed="rId15"/>
+                    <a:stretch>
+                      <a:fillRect/>
+                    </a:stretch>
+                  </pic:blipFill>
+                  <pic:spPr>
+                    <a:xfrm>
+                      <a:off x="0" y="0"/>
+                      <a:ext cx="5943600" cy="1108710"/>
+                    </a:xfrm>
+                    <a:prstGeom prst="rect">
+                      <a:avLst/>
+                    </a:prstGeom>
+                  </pic:spPr>
+                </pic:pic>
+              </a:graphicData>
+            </a:graphic>
+          </wp:inline>
+        </w:drawing>
+      </w:r>
+    </w:p>
+    <w:p>
+      <w:r>
+        <w:rPr>
+          <w:b/>
+          <w:bCs/>
+        </w:rPr>
+        <w:t>Usage:</w:t>
+      </w:r>
+      <w:r>
+        <w:t xml:space="preserve"> cp [source] [destination]</w:t>
+      </w:r>
+      <w:r>
+        <w:br/>
+      </w:r>
+      <w:r>
+        <w:rPr>
+          <w:b/>
+          <w:bCs/>
+        </w:rPr>
+        <w:t>Purpose:</w:t>
+      </w:r>
+      <w:r>
+        <w:t xml:space="preserve"> Copies files or folders.</w:t>
+      </w:r>
+    </w:p>
+    <w:p>
+      <w:pPr>
+        <w:pStyle w:val="ListParagraph"/>
+        <w:numPr>
+          <w:ilvl w:val="0"/>
+          <w:numId w:val="19"/>
+        </w:numPr>
+        <w:rPr>
+          <w:b/>
+          <w:bCs/>
+        </w:rPr>
+      </w:pPr>
+      <w:r>
+        <w:rPr>
+          <w:b/>
+          <w:bCs/>
+        </w:rPr>
+        <w:t>mv – Move or rename files</w:t>
+      </w:r>
+    </w:p>
+    <w:p>
+      <w:pPr>
+        <w:rPr>
+          <w:b/>
+          <w:bCs/>
+        </w:rPr>
+      </w:pPr>
+      <w:r>
+        <w:rPr>
+          <w:b/>
+          <w:bCs/>
+        </w:rPr>
+        <w:drawing>
+          <wp:inline distT="0" distB="0" distL="0" distR="0" wp14:anchorId="0311DEED" wp14:editId="15DD3499">
+            <wp:extent cx="5943600" cy="1141095"/>
+            <wp:effectExtent l="0" t="0" r="0" b="1905"/>
+            <wp:docPr id="1466525050" name="Picture 1" descr="A screenshot of a computer&#10;&#10;AI-generated content may be incorrect."/>
+            <wp:cNvGraphicFramePr>
+              <a:graphicFrameLocks xmlns:a="http://schemas.openxmlformats.org/drawingml/2006/main" noChangeAspect="1"/>
+            </wp:cNvGraphicFramePr>
+            <a:graphic xmlns:a="http://schemas.openxmlformats.org/drawingml/2006/main">
+              <a:graphicData uri="http://schemas.openxmlformats.org/drawingml/2006/picture">
+                <pic:pic xmlns:pic="http://schemas.openxmlformats.org/drawingml/2006/picture">
+                  <pic:nvPicPr>
+                    <pic:cNvPr id="1466525050" name="Picture 1" descr="A screenshot of a computer&#10;&#10;AI-generated content may be incorrect."/>
+                    <pic:cNvPicPr/>
+                  </pic:nvPicPr>
+                  <pic:blipFill>
+                    <a:blip r:embed="rId16"/>
+                    <a:stretch>
+                      <a:fillRect/>
+                    </a:stretch>
+                  </pic:blipFill>
+                  <pic:spPr>
+                    <a:xfrm>
+                      <a:off x="0" y="0"/>
+                      <a:ext cx="5943600" cy="1141095"/>
+                    </a:xfrm>
+                    <a:prstGeom prst="rect">
+                      <a:avLst/>
+                    </a:prstGeom>
+                  </pic:spPr>
+                </pic:pic>
+              </a:graphicData>
+            </a:graphic>
+          </wp:inline>
+        </w:drawing>
+      </w:r>
+    </w:p>
+    <w:p>
+      <w:r>
+        <w:rPr>
+          <w:b/>
+          <w:bCs/>
+        </w:rPr>
+        <w:t>Usage:</w:t>
+      </w:r>
+      <w:r>
+        <w:t xml:space="preserve"> mv [source] [destination]</w:t>
+      </w:r>
+      <w:r>
+        <w:br/>
+      </w:r>
+      <w:r>
+        <w:rPr>
+          <w:b/>
+          <w:bCs/>
+        </w:rPr>
+        <w:t>Purpose:</w:t>
+      </w:r>
+      <w:r>
+        <w:t xml:space="preserve"> Moves or renames files or directories.</w:t>
+      </w:r>
+    </w:p>
+    <w:p>
+      <w:pPr>
+        <w:pStyle w:val="ListParagraph"/>
+        <w:numPr>
+          <w:ilvl w:val="0"/>
+          <w:numId w:val="19"/>
+        </w:numPr>
+        <w:rPr>
+          <w:b/>
+          <w:bCs/>
+        </w:rPr>
+      </w:pPr>
+      <w:r>
+        <w:rPr>
+          <w:b/>
+          <w:bCs/>
+        </w:rPr>
+        <w:t xml:space="preserve"> </w:t>
+      </w:r>
+      <w:r>
+        <w:rPr>
+          <w:b/>
+          <w:bCs/>
+        </w:rPr>
+        <w:t>echo – Print text to terminal or file</w:t>
+      </w:r>
+    </w:p>
+    <w:p>
+      <w:pPr>
+        <w:rPr>
+          <w:b/>
+          <w:bCs/>
+        </w:rPr>
+      </w:pPr>
+      <w:r>
+        <w:rPr>
+          <w:b/>
+          <w:bCs/>
+        </w:rPr>
+        <w:drawing>
+          <wp:inline distT="0" distB="0" distL="0" distR="0" wp14:anchorId="428611CD" wp14:editId="71F80069">
+            <wp:extent cx="5943600" cy="1513205"/>
+            <wp:effectExtent l="0" t="0" r="0" b="0"/>
+            <wp:docPr id="95189157" name="Picture 1" descr="A screenshot of a computer&#10;&#10;AI-generated content may be incorrect."/>
+            <wp:cNvGraphicFramePr>
+              <a:graphicFrameLocks xmlns:a="http://schemas.openxmlformats.org/drawingml/2006/main" noChangeAspect="1"/>
+            </wp:cNvGraphicFramePr>
+            <a:graphic xmlns:a="http://schemas.openxmlformats.org/drawingml/2006/main">
+              <a:graphicData uri="http://schemas.openxmlformats.org/drawingml/2006/picture">
+                <pic:pic xmlns:pic="http://schemas.openxmlformats.org/drawingml/2006/picture">
+                  <pic:nvPicPr>
+                    <pic:cNvPr id="95189157" name="Picture 1" descr="A screenshot of a computer&#10;&#10;AI-generated content may be incorrect."/>
+                    <pic:cNvPicPr/>
+                  </pic:nvPicPr>
+                  <pic:blipFill>
+                    <a:blip r:embed="rId17"/>
+                    <a:stretch>
+                      <a:fillRect/>
+                    </a:stretch>
+                  </pic:blipFill>
+                  <pic:spPr>
+                    <a:xfrm>
+                      <a:off x="0" y="0"/>
+                      <a:ext cx="5943600" cy="1513205"/>
+                    </a:xfrm>
+                    <a:prstGeom prst="rect">
+                      <a:avLst/>
+                    </a:prstGeom>
+                  </pic:spPr>
+                </pic:pic>
+              </a:graphicData>
+            </a:graphic>
+          </wp:inline>
+        </w:drawing>
+      </w:r>
+    </w:p>
+    <w:p>
+      <w:r>
+        <w:rPr>
+          <w:b/>
+          <w:bCs/>
+        </w:rPr>
+        <w:lastRenderedPageBreak/>
+        <w:t>Usage:</w:t>
+      </w:r>
+      <w:r>
+        <w:t xml:space="preserve"> echo [text]</w:t>
+      </w:r>
+      <w:r>
+        <w:br/>
+      </w:r>
+      <w:r>
+        <w:rPr>
+          <w:b/>
+          <w:bCs/>
+        </w:rPr>
+        <w:t>Purpose:</w:t>
+      </w:r>
+      <w:r>
+        <w:t xml:space="preserve"> Displays text or writes it to a file.</w:t>
+      </w:r>
+    </w:p>
+    <w:p/>
+    <w:p>
+      <w:pPr>
+        <w:pStyle w:val="ListParagraph"/>
+        <w:numPr>
+          <w:ilvl w:val="0"/>
+          <w:numId w:val="19"/>
+        </w:numPr>
+        <w:rPr>
+          <w:b/>
+          <w:bCs/>
+        </w:rPr>
+      </w:pPr>
+      <w:r>
+        <w:rPr>
+          <w:b/>
+          <w:bCs/>
+        </w:rPr>
+        <w:t xml:space="preserve"> </w:t>
+      </w:r>
+      <w:r>
+        <w:rPr>
+          <w:b/>
+          <w:bCs/>
+        </w:rPr>
+        <w:t>cat – Concatenate and display file content</w:t>
+      </w:r>
+    </w:p>
+    <w:p>
+      <w:r>
+        <w:drawing>
+          <wp:inline distT="0" distB="0" distL="0" distR="0" wp14:anchorId="3A72888B" wp14:editId="7A46EDFF">
+            <wp:extent cx="5943600" cy="1129030"/>
+            <wp:effectExtent l="0" t="0" r="0" b="0"/>
+            <wp:docPr id="140596926" name="Picture 1" descr="A screenshot of a computer&#10;&#10;AI-generated content may be incorrect."/>
+            <wp:cNvGraphicFramePr>
+              <a:graphicFrameLocks xmlns:a="http://schemas.openxmlformats.org/drawingml/2006/main" noChangeAspect="1"/>
+            </wp:cNvGraphicFramePr>
+            <a:graphic xmlns:a="http://schemas.openxmlformats.org/drawingml/2006/main">
+              <a:graphicData uri="http://schemas.openxmlformats.org/drawingml/2006/picture">
+                <pic:pic xmlns:pic="http://schemas.openxmlformats.org/drawingml/2006/picture">
+                  <pic:nvPicPr>
+                    <pic:cNvPr id="140596926" name="Picture 1" descr="A screenshot of a computer&#10;&#10;AI-generated content may be incorrect."/>
+                    <pic:cNvPicPr/>
+                  </pic:nvPicPr>
+                  <pic:blipFill>
+                    <a:blip r:embed="rId18"/>
+                    <a:stretch>
+                      <a:fillRect/>
+                    </a:stretch>
+                  </pic:blipFill>
+                  <pic:spPr>
+                    <a:xfrm>
+                      <a:off x="0" y="0"/>
+                      <a:ext cx="5943600" cy="1129030"/>
+                    </a:xfrm>
+                    <a:prstGeom prst="rect">
+                      <a:avLst/>
+                    </a:prstGeom>
+                  </pic:spPr>
+                </pic:pic>
+              </a:graphicData>
+            </a:graphic>
+          </wp:inline>
+        </w:drawing>
+      </w:r>
+    </w:p>
+    <w:p>
+      <w:r>
+        <w:rPr>
+          <w:b/>
+          <w:bCs/>
+        </w:rPr>
+        <w:t>Usage:</w:t>
+      </w:r>
+      <w:r>
+        <w:t xml:space="preserve"> cat [file]</w:t>
+      </w:r>
+      <w:r>
+        <w:br/>
+      </w:r>
+      <w:r>
+        <w:rPr>
+          <w:b/>
+          <w:bCs/>
+        </w:rPr>
+        <w:t>Purpose:</w:t>
+      </w:r>
+      <w:r>
+        <w:t xml:space="preserve"> Shows the content of a file or combines multiple files.</w:t>
+      </w:r>
+    </w:p>
     <w:p>
       <w:r>
         <w:rPr>
@@ -1731,7 +2745,7 @@
                     </pic:cNvPicPr>
                   </pic:nvPicPr>
                   <pic:blipFill>
-                    <a:blip r:embed="rId8" cstate="print">
+                    <a:blip r:embed="rId19" cstate="print">
                       <a:extLst>
                         <a:ext uri="{28A0092B-C50C-407E-A947-70E740481C1C}">
                           <a14:useLocalDpi xmlns:a14="http://schemas.microsoft.com/office/drawing/2010/main" val="0"/>
@@ -1764,13 +2778,344 @@
       </w:r>
     </w:p>
     <w:p>
-      <w:pPr>
-        <w:ind w:left="2070"/>
-      </w:pPr>
       <w:r>
         <w:t>Answer:</w:t>
       </w:r>
     </w:p>
+    <w:p>
+      <w:r>
+        <w:lastRenderedPageBreak/>
+        <w:drawing>
+          <wp:inline distT="0" distB="0" distL="0" distR="0" wp14:anchorId="0179ED52" wp14:editId="0BE88239">
+            <wp:extent cx="5943600" cy="4112260"/>
+            <wp:effectExtent l="0" t="0" r="0" b="2540"/>
+            <wp:docPr id="1845249060" name="Picture 1" descr="A screenshot of a computer&#10;&#10;AI-generated content may be incorrect."/>
+            <wp:cNvGraphicFramePr>
+              <a:graphicFrameLocks xmlns:a="http://schemas.openxmlformats.org/drawingml/2006/main" noChangeAspect="1"/>
+            </wp:cNvGraphicFramePr>
+            <a:graphic xmlns:a="http://schemas.openxmlformats.org/drawingml/2006/main">
+              <a:graphicData uri="http://schemas.openxmlformats.org/drawingml/2006/picture">
+                <pic:pic xmlns:pic="http://schemas.openxmlformats.org/drawingml/2006/picture">
+                  <pic:nvPicPr>
+                    <pic:cNvPr id="1845249060" name="Picture 1" descr="A screenshot of a computer&#10;&#10;AI-generated content may be incorrect."/>
+                    <pic:cNvPicPr/>
+                  </pic:nvPicPr>
+                  <pic:blipFill>
+                    <a:blip r:embed="rId20"/>
+                    <a:stretch>
+                      <a:fillRect/>
+                    </a:stretch>
+                  </pic:blipFill>
+                  <pic:spPr>
+                    <a:xfrm>
+                      <a:off x="0" y="0"/>
+                      <a:ext cx="5943600" cy="4112260"/>
+                    </a:xfrm>
+                    <a:prstGeom prst="rect">
+                      <a:avLst/>
+                    </a:prstGeom>
+                  </pic:spPr>
+                </pic:pic>
+              </a:graphicData>
+            </a:graphic>
+          </wp:inline>
+        </w:drawing>
+      </w:r>
+    </w:p>
+    <w:p>
+      <w:r>
+        <w:drawing>
+          <wp:inline distT="0" distB="0" distL="0" distR="0" wp14:anchorId="2E4E6BAD" wp14:editId="44B9BC85">
+            <wp:extent cx="5943600" cy="1772285"/>
+            <wp:effectExtent l="0" t="0" r="0" b="0"/>
+            <wp:docPr id="445741106" name="Picture 1" descr="A screenshot of a computer&#10;&#10;AI-generated content may be incorrect."/>
+            <wp:cNvGraphicFramePr>
+              <a:graphicFrameLocks xmlns:a="http://schemas.openxmlformats.org/drawingml/2006/main" noChangeAspect="1"/>
+            </wp:cNvGraphicFramePr>
+            <a:graphic xmlns:a="http://schemas.openxmlformats.org/drawingml/2006/main">
+              <a:graphicData uri="http://schemas.openxmlformats.org/drawingml/2006/picture">
+                <pic:pic xmlns:pic="http://schemas.openxmlformats.org/drawingml/2006/picture">
+                  <pic:nvPicPr>
+                    <pic:cNvPr id="445741106" name="Picture 1" descr="A screenshot of a computer&#10;&#10;AI-generated content may be incorrect."/>
+                    <pic:cNvPicPr/>
+                  </pic:nvPicPr>
+                  <pic:blipFill>
+                    <a:blip r:embed="rId21"/>
+                    <a:stretch>
+                      <a:fillRect/>
+                    </a:stretch>
+                  </pic:blipFill>
+                  <pic:spPr>
+                    <a:xfrm>
+                      <a:off x="0" y="0"/>
+                      <a:ext cx="5943600" cy="1772285"/>
+                    </a:xfrm>
+                    <a:prstGeom prst="rect">
+                      <a:avLst/>
+                    </a:prstGeom>
+                  </pic:spPr>
+                </pic:pic>
+              </a:graphicData>
+            </a:graphic>
+          </wp:inline>
+        </w:drawing>
+      </w:r>
+    </w:p>
+    <w:p>
+      <w:r>
+        <w:t>Explanation</w:t>
+      </w:r>
+      <w:r>
+        <w:t>:</w:t>
+      </w:r>
+    </w:p>
+    <w:p>
+      <w:pPr>
+        <w:numPr>
+          <w:ilvl w:val="0"/>
+          <w:numId w:val="20"/>
+        </w:numPr>
+      </w:pPr>
+      <w:proofErr w:type="spellStart"/>
+      <w:r>
+        <w:t>mkdir</w:t>
+      </w:r>
+      <w:proofErr w:type="spellEnd"/>
+      <w:r>
+        <w:t xml:space="preserve"> </w:t>
+      </w:r>
+      <w:proofErr w:type="spellStart"/>
+      <w:r>
+        <w:t>Myweb</w:t>
+      </w:r>
+      <w:proofErr w:type="spellEnd"/>
+      <w:r>
+        <w:t xml:space="preserve"> → creates a main folder named </w:t>
+      </w:r>
+      <w:proofErr w:type="spellStart"/>
+      <w:r>
+        <w:rPr>
+          <w:b/>
+          <w:bCs/>
+        </w:rPr>
+        <w:t>Myweb</w:t>
+      </w:r>
+      <w:proofErr w:type="spellEnd"/>
+      <w:r>
+        <w:t>.</w:t>
+      </w:r>
+    </w:p>
+    <w:p>
+      <w:pPr>
+        <w:numPr>
+          <w:ilvl w:val="0"/>
+          <w:numId w:val="20"/>
+        </w:numPr>
+      </w:pPr>
+      <w:r>
+        <w:t xml:space="preserve">cd </w:t>
+      </w:r>
+      <w:proofErr w:type="spellStart"/>
+      <w:r>
+        <w:t>Myweb</w:t>
+      </w:r>
+      <w:proofErr w:type="spellEnd"/>
+      <w:r>
+        <w:t xml:space="preserve"> → moves inside the </w:t>
+      </w:r>
+      <w:proofErr w:type="spellStart"/>
+      <w:r>
+        <w:rPr>
+          <w:b/>
+          <w:bCs/>
+        </w:rPr>
+        <w:t>Myweb</w:t>
+      </w:r>
+      <w:proofErr w:type="spellEnd"/>
+      <w:r>
+        <w:t xml:space="preserve"> folder.</w:t>
+      </w:r>
+    </w:p>
+    <w:p>
+      <w:pPr>
+        <w:numPr>
+          <w:ilvl w:val="0"/>
+          <w:numId w:val="20"/>
+        </w:numPr>
+      </w:pPr>
+      <w:proofErr w:type="spellStart"/>
+      <w:r>
+        <w:t>mkdir</w:t>
+      </w:r>
+      <w:proofErr w:type="spellEnd"/>
+      <w:r>
+        <w:t xml:space="preserve"> images → makes a folder called </w:t>
+      </w:r>
+      <w:r>
+        <w:rPr>
+          <w:b/>
+          <w:bCs/>
+        </w:rPr>
+        <w:t>images</w:t>
+      </w:r>
+      <w:r>
+        <w:t xml:space="preserve"> inside </w:t>
+      </w:r>
+      <w:proofErr w:type="spellStart"/>
+      <w:r>
+        <w:t>Myweb</w:t>
+      </w:r>
+      <w:proofErr w:type="spellEnd"/>
+      <w:r>
+        <w:t>.</w:t>
+      </w:r>
+    </w:p>
+    <w:p>
+      <w:pPr>
+        <w:numPr>
+          <w:ilvl w:val="0"/>
+          <w:numId w:val="20"/>
+        </w:numPr>
+      </w:pPr>
+      <w:r>
+        <w:t xml:space="preserve">cd images → moves into the </w:t>
+      </w:r>
+      <w:r>
+        <w:rPr>
+          <w:b/>
+          <w:bCs/>
+        </w:rPr>
+        <w:t>images</w:t>
+      </w:r>
+      <w:r>
+        <w:t xml:space="preserve"> folder.</w:t>
+      </w:r>
+    </w:p>
+    <w:p>
+      <w:pPr>
+        <w:numPr>
+          <w:ilvl w:val="0"/>
+          <w:numId w:val="20"/>
+        </w:numPr>
+      </w:pPr>
+      <w:proofErr w:type="spellStart"/>
+      <w:r>
+        <w:t>mkdir</w:t>
+      </w:r>
+      <w:proofErr w:type="spellEnd"/>
+      <w:r>
+        <w:t xml:space="preserve"> icon background animation → creates three subfolders: </w:t>
+      </w:r>
+      <w:r>
+        <w:rPr>
+          <w:b/>
+          <w:bCs/>
+        </w:rPr>
+        <w:t>icon</w:t>
+      </w:r>
+      <w:r>
+        <w:t xml:space="preserve">, </w:t>
+      </w:r>
+      <w:r>
+        <w:rPr>
+          <w:b/>
+          <w:bCs/>
+        </w:rPr>
+        <w:t>background</w:t>
+      </w:r>
+      <w:r>
+        <w:t xml:space="preserve">, and </w:t>
+      </w:r>
+      <w:r>
+        <w:rPr>
+          <w:b/>
+          <w:bCs/>
+        </w:rPr>
+        <w:t>animation</w:t>
+      </w:r>
+      <w:r>
+        <w:t>.</w:t>
+      </w:r>
+    </w:p>
+    <w:p>
+      <w:pPr>
+        <w:numPr>
+          <w:ilvl w:val="0"/>
+          <w:numId w:val="20"/>
+        </w:numPr>
+      </w:pPr>
+      <w:r>
+        <w:lastRenderedPageBreak/>
+        <w:t>cd</w:t>
+      </w:r>
+      <w:proofErr w:type="gramStart"/>
+      <w:r>
+        <w:t xml:space="preserve"> ..</w:t>
+      </w:r>
+      <w:proofErr w:type="gramEnd"/>
+      <w:r>
+        <w:t xml:space="preserve"> → goes back one level to the </w:t>
+      </w:r>
+      <w:proofErr w:type="spellStart"/>
+      <w:r>
+        <w:rPr>
+          <w:b/>
+          <w:bCs/>
+        </w:rPr>
+        <w:t>Myweb</w:t>
+      </w:r>
+      <w:proofErr w:type="spellEnd"/>
+      <w:r>
+        <w:t xml:space="preserve"> directory.</w:t>
+      </w:r>
+    </w:p>
+    <w:p>
+      <w:pPr>
+        <w:numPr>
+          <w:ilvl w:val="0"/>
+          <w:numId w:val="20"/>
+        </w:numPr>
+      </w:pPr>
+      <w:proofErr w:type="spellStart"/>
+      <w:r>
+        <w:t>mkdir</w:t>
+      </w:r>
+      <w:proofErr w:type="spellEnd"/>
+      <w:r>
+        <w:t xml:space="preserve"> databases scripts java → creates three more folders: </w:t>
+      </w:r>
+      <w:r>
+        <w:rPr>
+          <w:b/>
+          <w:bCs/>
+        </w:rPr>
+        <w:t>databases</w:t>
+      </w:r>
+      <w:r>
+        <w:t xml:space="preserve">, </w:t>
+      </w:r>
+      <w:r>
+        <w:rPr>
+          <w:b/>
+          <w:bCs/>
+        </w:rPr>
+        <w:t>scripts</w:t>
+      </w:r>
+      <w:r>
+        <w:t xml:space="preserve">, and </w:t>
+      </w:r>
+      <w:r>
+        <w:rPr>
+          <w:b/>
+          <w:bCs/>
+        </w:rPr>
+        <w:t>java</w:t>
+      </w:r>
+      <w:r>
+        <w:t>.</w:t>
+      </w:r>
+    </w:p>
+    <w:p/>
     <w:p>
       <w:pPr>
         <w:rPr>
@@ -1827,23 +3172,284 @@
       </w:r>
     </w:p>
     <w:p>
-      <w:pPr>
-        <w:ind w:left="2070"/>
-      </w:pPr>
       <w:r>
         <w:t>Answer:</w:t>
       </w:r>
     </w:p>
     <w:p>
-      <w:pPr>
-        <w:ind w:left="2070"/>
-        <w:rPr>
-          <w:lang w:val="en-AU"/>
-        </w:rPr>
-      </w:pPr>
-    </w:p>
-    <w:p>
-      <w:pPr>
+      <w:r>
+        <w:drawing>
+          <wp:inline distT="0" distB="0" distL="0" distR="0" wp14:anchorId="0CC76538" wp14:editId="15198637">
+            <wp:extent cx="5943600" cy="1388745"/>
+            <wp:effectExtent l="0" t="0" r="0" b="1905"/>
+            <wp:docPr id="1817580519" name="Picture 1" descr="A screen shot of a computer screen&#10;&#10;AI-generated content may be incorrect."/>
+            <wp:cNvGraphicFramePr>
+              <a:graphicFrameLocks xmlns:a="http://schemas.openxmlformats.org/drawingml/2006/main" noChangeAspect="1"/>
+            </wp:cNvGraphicFramePr>
+            <a:graphic xmlns:a="http://schemas.openxmlformats.org/drawingml/2006/main">
+              <a:graphicData uri="http://schemas.openxmlformats.org/drawingml/2006/picture">
+                <pic:pic xmlns:pic="http://schemas.openxmlformats.org/drawingml/2006/picture">
+                  <pic:nvPicPr>
+                    <pic:cNvPr id="1817580519" name="Picture 1" descr="A screen shot of a computer screen&#10;&#10;AI-generated content may be incorrect."/>
+                    <pic:cNvPicPr/>
+                  </pic:nvPicPr>
+                  <pic:blipFill>
+                    <a:blip r:embed="rId22"/>
+                    <a:stretch>
+                      <a:fillRect/>
+                    </a:stretch>
+                  </pic:blipFill>
+                  <pic:spPr>
+                    <a:xfrm>
+                      <a:off x="0" y="0"/>
+                      <a:ext cx="5943600" cy="1388745"/>
+                    </a:xfrm>
+                    <a:prstGeom prst="rect">
+                      <a:avLst/>
+                    </a:prstGeom>
+                  </pic:spPr>
+                </pic:pic>
+              </a:graphicData>
+            </a:graphic>
+          </wp:inline>
+        </w:drawing>
+      </w:r>
+    </w:p>
+    <w:p>
+      <w:r>
+        <w:rPr>
+          <w:noProof/>
+        </w:rPr>
+        <w:drawing>
+          <wp:inline distT="0" distB="0" distL="0" distR="0" wp14:anchorId="474E2723" wp14:editId="3F77D358">
+            <wp:extent cx="5943600" cy="1432560"/>
+            <wp:effectExtent l="0" t="0" r="0" b="0"/>
+            <wp:docPr id="1479578585" name="Picture 1" descr="A screenshot of a computer&#10;&#10;AI-generated content may be incorrect."/>
+            <wp:cNvGraphicFramePr>
+              <a:graphicFrameLocks xmlns:a="http://schemas.openxmlformats.org/drawingml/2006/main" noChangeAspect="1"/>
+            </wp:cNvGraphicFramePr>
+            <a:graphic xmlns:a="http://schemas.openxmlformats.org/drawingml/2006/main">
+              <a:graphicData uri="http://schemas.openxmlformats.org/drawingml/2006/picture">
+                <pic:pic xmlns:pic="http://schemas.openxmlformats.org/drawingml/2006/picture">
+                  <pic:nvPicPr>
+                    <pic:cNvPr id="1479578585" name="Picture 1" descr="A screenshot of a computer&#10;&#10;AI-generated content may be incorrect."/>
+                    <pic:cNvPicPr/>
+                  </pic:nvPicPr>
+                  <pic:blipFill>
+                    <a:blip r:embed="rId23"/>
+                    <a:stretch>
+                      <a:fillRect/>
+                    </a:stretch>
+                  </pic:blipFill>
+                  <pic:spPr>
+                    <a:xfrm>
+                      <a:off x="0" y="0"/>
+                      <a:ext cx="5943600" cy="1432560"/>
+                    </a:xfrm>
+                    <a:prstGeom prst="rect">
+                      <a:avLst/>
+                    </a:prstGeom>
+                  </pic:spPr>
+                </pic:pic>
+              </a:graphicData>
+            </a:graphic>
+          </wp:inline>
+        </w:drawing>
+      </w:r>
+    </w:p>
+    <w:p>
+      <w:r>
+        <w:t>Explanation</w:t>
+      </w:r>
+      <w:r>
+        <w:t>:</w:t>
+      </w:r>
+    </w:p>
+    <w:p>
+      <w:r>
+        <w:rPr>
+          <w:b/>
+          <w:bCs/>
+        </w:rPr>
+        <w:t>find / -type f -name "*.html"</w:t>
+      </w:r>
+      <w:r>
+        <w:t xml:space="preserve">: </w:t>
+      </w:r>
+      <w:r>
+        <w:t xml:space="preserve">This command searches from the root directory / for all regular files (-type f) whose names end with </w:t>
+      </w:r>
+      <w:r>
+        <w:rPr>
+          <w:b/>
+          <w:bCs/>
+        </w:rPr>
+        <w:t>.html</w:t>
+      </w:r>
+      <w:r>
+        <w:t>.</w:t>
+      </w:r>
+    </w:p>
+    <w:p>
+      <w:r>
+        <w:rPr>
+          <w:b/>
+          <w:bCs/>
+        </w:rPr>
+        <w:t>cp /</w:t>
+      </w:r>
+      <w:proofErr w:type="spellStart"/>
+      <w:r>
+        <w:rPr>
+          <w:b/>
+          <w:bCs/>
+        </w:rPr>
+        <w:t>usr</w:t>
+      </w:r>
+      <w:proofErr w:type="spellEnd"/>
+      <w:r>
+        <w:rPr>
+          <w:b/>
+          <w:bCs/>
+        </w:rPr>
+        <w:t>/</w:t>
+      </w:r>
+      <w:r>
+        <w:rPr>
+          <w:b/>
+          <w:bCs/>
+        </w:rPr>
+        <w:t>share</w:t>
+      </w:r>
+      <w:r>
+        <w:rPr>
+          <w:b/>
+          <w:bCs/>
+        </w:rPr>
+        <w:t>/</w:t>
+      </w:r>
+      <w:r>
+        <w:rPr>
+          <w:b/>
+          <w:bCs/>
+        </w:rPr>
+        <w:t>doc</w:t>
+      </w:r>
+      <w:r>
+        <w:rPr>
+          <w:b/>
+          <w:bCs/>
+        </w:rPr>
+        <w:t xml:space="preserve"> </w:t>
+      </w:r>
+      <w:r>
+        <w:rPr>
+          <w:b/>
+          <w:bCs/>
+        </w:rPr>
+        <w:t>/</w:t>
+      </w:r>
+      <w:r>
+        <w:rPr>
+          <w:b/>
+          <w:bCs/>
+        </w:rPr>
+        <w:t>libjson-c5/README</w:t>
+      </w:r>
+      <w:r>
+        <w:rPr>
+          <w:b/>
+          <w:bCs/>
+        </w:rPr>
+        <w:t>.html</w:t>
+      </w:r>
+      <w:r>
+        <w:t xml:space="preserve"> </w:t>
+      </w:r>
+      <w:proofErr w:type="spellStart"/>
+      <w:r>
+        <w:rPr>
+          <w:b/>
+          <w:bCs/>
+        </w:rPr>
+        <w:t>Myweb</w:t>
+      </w:r>
+      <w:proofErr w:type="spellEnd"/>
+      <w:r>
+        <w:rPr>
+          <w:b/>
+          <w:bCs/>
+        </w:rPr>
+        <w:t>/</w:t>
+      </w:r>
+      <w:r>
+        <w:rPr>
+          <w:b/>
+          <w:bCs/>
+        </w:rPr>
+        <w:t xml:space="preserve">: </w:t>
+      </w:r>
+      <w:r>
+        <w:t xml:space="preserve">This command </w:t>
+      </w:r>
+      <w:proofErr w:type="gramStart"/>
+      <w:r>
+        <w:t>copy</w:t>
+      </w:r>
+      <w:proofErr w:type="gramEnd"/>
+      <w:r>
+        <w:t xml:space="preserve"> </w:t>
+      </w:r>
+      <w:r>
+        <w:t xml:space="preserve">the file into the </w:t>
+      </w:r>
+      <w:proofErr w:type="spellStart"/>
+      <w:r>
+        <w:t>Myweb</w:t>
+      </w:r>
+      <w:proofErr w:type="spellEnd"/>
+      <w:r>
+        <w:t xml:space="preserve"> </w:t>
+      </w:r>
+      <w:r>
+        <w:t>folder.</w:t>
+      </w:r>
+    </w:p>
+    <w:p/>
+    <w:p/>
+    <w:p/>
+    <w:p/>
+    <w:p/>
+    <w:p/>
+    <w:p>
+      <w:pPr>
+        <w:rPr>
+          <w:rFonts w:eastAsiaTheme="majorEastAsia" w:cstheme="majorBidi"/>
+          <w:b/>
+          <w:color w:val="2F5496" w:themeColor="accent1" w:themeShade="BF"/>
+          <w:szCs w:val="32"/>
+        </w:rPr>
+      </w:pPr>
+      <w:r>
+        <w:rPr>
+          <w:rFonts w:eastAsiaTheme="majorEastAsia" w:cstheme="majorBidi"/>
+          <w:b/>
+          <w:color w:val="2F5496" w:themeColor="accent1" w:themeShade="BF"/>
+          <w:szCs w:val="32"/>
+        </w:rPr>
+        <w:lastRenderedPageBreak/>
+        <w:t>4</w:t>
+      </w:r>
+      <w:r>
+        <w:rPr>
+          <w:rFonts w:eastAsiaTheme="majorEastAsia" w:cstheme="majorBidi"/>
+          <w:b/>
+          <w:color w:val="2F5496" w:themeColor="accent1" w:themeShade="BF"/>
+          <w:szCs w:val="32"/>
+        </w:rPr>
+        <w:t xml:space="preserve">. </w:t>
+      </w:r>
+      <w:r>
         <w:rPr>
           <w:rFonts w:eastAsiaTheme="majorEastAsia" w:cstheme="majorBidi"/>
           <w:b/>
@@ -1851,16 +3457,23 @@
           <w:szCs w:val="32"/>
           <w:lang w:val="vi-VN"/>
         </w:rPr>
-      </w:pPr>
-      <w:r>
+        <w:t>Remove the directory Myweb/scripts.</w:t>
+      </w:r>
+    </w:p>
+    <w:p>
+      <w:r>
+        <w:t>Answer:</w:t>
+      </w:r>
+    </w:p>
+    <w:p>
+      <w:pPr>
         <w:rPr>
           <w:rFonts w:eastAsiaTheme="majorEastAsia" w:cstheme="majorBidi"/>
           <w:b/>
           <w:color w:val="2F5496" w:themeColor="accent1" w:themeShade="BF"/>
           <w:szCs w:val="32"/>
         </w:rPr>
-        <w:t>4</w:t>
-      </w:r>
+      </w:pPr>
       <w:r>
         <w:rPr>
           <w:rFonts w:eastAsiaTheme="majorEastAsia" w:cstheme="majorBidi"/>
@@ -1868,25 +3481,102 @@
           <w:color w:val="2F5496" w:themeColor="accent1" w:themeShade="BF"/>
           <w:szCs w:val="32"/>
         </w:rPr>
-        <w:t xml:space="preserve">. </w:t>
-      </w:r>
-      <w:r>
-        <w:rPr>
-          <w:rFonts w:eastAsiaTheme="majorEastAsia" w:cstheme="majorBidi"/>
-          <w:b/>
-          <w:color w:val="2F5496" w:themeColor="accent1" w:themeShade="BF"/>
-          <w:szCs w:val="32"/>
-          <w:lang w:val="vi-VN"/>
-        </w:rPr>
-        <w:t>Remove the directory Myweb/scripts.</w:t>
-      </w:r>
-    </w:p>
-    <w:p>
-      <w:pPr>
-        <w:ind w:left="2070"/>
-      </w:pPr>
-      <w:r>
-        <w:t>Answer:</w:t>
+        <w:drawing>
+          <wp:inline distT="0" distB="0" distL="0" distR="0" wp14:anchorId="1347BAA2" wp14:editId="61E25A92">
+            <wp:extent cx="5943600" cy="1482090"/>
+            <wp:effectExtent l="0" t="0" r="0" b="3810"/>
+            <wp:docPr id="86125474" name="Picture 1" descr="A screenshot of a computer program&#10;&#10;AI-generated content may be incorrect."/>
+            <wp:cNvGraphicFramePr>
+              <a:graphicFrameLocks xmlns:a="http://schemas.openxmlformats.org/drawingml/2006/main" noChangeAspect="1"/>
+            </wp:cNvGraphicFramePr>
+            <a:graphic xmlns:a="http://schemas.openxmlformats.org/drawingml/2006/main">
+              <a:graphicData uri="http://schemas.openxmlformats.org/drawingml/2006/picture">
+                <pic:pic xmlns:pic="http://schemas.openxmlformats.org/drawingml/2006/picture">
+                  <pic:nvPicPr>
+                    <pic:cNvPr id="86125474" name="Picture 1" descr="A screenshot of a computer program&#10;&#10;AI-generated content may be incorrect."/>
+                    <pic:cNvPicPr/>
+                  </pic:nvPicPr>
+                  <pic:blipFill>
+                    <a:blip r:embed="rId24"/>
+                    <a:stretch>
+                      <a:fillRect/>
+                    </a:stretch>
+                  </pic:blipFill>
+                  <pic:spPr>
+                    <a:xfrm>
+                      <a:off x="0" y="0"/>
+                      <a:ext cx="5943600" cy="1482090"/>
+                    </a:xfrm>
+                    <a:prstGeom prst="rect">
+                      <a:avLst/>
+                    </a:prstGeom>
+                  </pic:spPr>
+                </pic:pic>
+              </a:graphicData>
+            </a:graphic>
+          </wp:inline>
+        </w:drawing>
+      </w:r>
+    </w:p>
+    <w:p>
+      <w:pPr>
+        <w:rPr>
+          <w:lang w:val="en-AU"/>
+        </w:rPr>
+      </w:pPr>
+      <w:r>
+        <w:t>Explanation</w:t>
+      </w:r>
+      <w:r>
+        <w:t>:</w:t>
+      </w:r>
+    </w:p>
+    <w:p>
+      <w:r>
+        <w:rPr>
+          <w:b/>
+          <w:bCs/>
+        </w:rPr>
+        <w:t xml:space="preserve">rm -r </w:t>
+      </w:r>
+      <w:proofErr w:type="spellStart"/>
+      <w:r>
+        <w:rPr>
+          <w:b/>
+          <w:bCs/>
+        </w:rPr>
+        <w:t>Myweb</w:t>
+      </w:r>
+      <w:proofErr w:type="spellEnd"/>
+      <w:r>
+        <w:rPr>
+          <w:b/>
+          <w:bCs/>
+        </w:rPr>
+        <w:t>/scripts</w:t>
+      </w:r>
+      <w:r>
+        <w:rPr>
+          <w:b/>
+          <w:bCs/>
+        </w:rPr>
+        <w:t>:</w:t>
+      </w:r>
+      <w:r>
+        <w:t xml:space="preserve"> </w:t>
+      </w:r>
+      <w:r>
+        <w:t xml:space="preserve">The rm command removes files or directories, while the </w:t>
+      </w:r>
+      <w:r>
+        <w:rPr>
+          <w:b/>
+          <w:bCs/>
+        </w:rPr>
+        <w:t>-r</w:t>
+      </w:r>
+      <w:r>
+        <w:t xml:space="preserve"> option enables recursive deletion, allowing all contents within the directory to be removed.</w:t>
       </w:r>
     </w:p>
     <w:p>
@@ -1995,25 +3685,210 @@
       </w:r>
     </w:p>
     <w:p>
-      <w:pPr>
-        <w:pStyle w:val="ListParagraph"/>
-        <w:ind w:left="1080"/>
-      </w:pPr>
       <w:r>
         <w:t>Answer:</w:t>
       </w:r>
     </w:p>
-    <w:p/>
-    <w:p>
-      <w:pPr>
-        <w:pStyle w:val="ListParagraph"/>
-        <w:rPr>
+    <w:p>
+      <w:r>
+        <w:drawing>
+          <wp:inline distT="0" distB="0" distL="0" distR="0" wp14:anchorId="55AC2959" wp14:editId="50601E90">
+            <wp:extent cx="5943600" cy="1551305"/>
+            <wp:effectExtent l="0" t="0" r="0" b="0"/>
+            <wp:docPr id="804476377" name="Picture 1" descr="A screenshot of a computer&#10;&#10;AI-generated content may be incorrect."/>
+            <wp:cNvGraphicFramePr>
+              <a:graphicFrameLocks xmlns:a="http://schemas.openxmlformats.org/drawingml/2006/main" noChangeAspect="1"/>
+            </wp:cNvGraphicFramePr>
+            <a:graphic xmlns:a="http://schemas.openxmlformats.org/drawingml/2006/main">
+              <a:graphicData uri="http://schemas.openxmlformats.org/drawingml/2006/picture">
+                <pic:pic xmlns:pic="http://schemas.openxmlformats.org/drawingml/2006/picture">
+                  <pic:nvPicPr>
+                    <pic:cNvPr id="804476377" name="Picture 1" descr="A screenshot of a computer&#10;&#10;AI-generated content may be incorrect."/>
+                    <pic:cNvPicPr/>
+                  </pic:nvPicPr>
+                  <pic:blipFill>
+                    <a:blip r:embed="rId25"/>
+                    <a:stretch>
+                      <a:fillRect/>
+                    </a:stretch>
+                  </pic:blipFill>
+                  <pic:spPr>
+                    <a:xfrm>
+                      <a:off x="0" y="0"/>
+                      <a:ext cx="5943600" cy="1551305"/>
+                    </a:xfrm>
+                    <a:prstGeom prst="rect">
+                      <a:avLst/>
+                    </a:prstGeom>
+                  </pic:spPr>
+                </pic:pic>
+              </a:graphicData>
+            </a:graphic>
+          </wp:inline>
+        </w:drawing>
+      </w:r>
+    </w:p>
+    <w:p>
+      <w:r>
+        <w:t>Explanation:</w:t>
+      </w:r>
+    </w:p>
+    <w:p>
+      <w:pPr>
+        <w:rPr>
+          <w:b/>
+          <w:bCs/>
           <w:lang w:val="en-AU"/>
         </w:rPr>
       </w:pPr>
+      <w:proofErr w:type="spellStart"/>
+      <w:r>
+        <w:rPr>
+          <w:b/>
+          <w:bCs/>
+          <w:lang w:val="en-AU"/>
+        </w:rPr>
+        <w:t>chmod</w:t>
+      </w:r>
+      <w:proofErr w:type="spellEnd"/>
+      <w:r>
+        <w:rPr>
+          <w:b/>
+          <w:bCs/>
+          <w:lang w:val="en-AU"/>
+        </w:rPr>
+        <w:t xml:space="preserve"> 700 </w:t>
+      </w:r>
+      <w:proofErr w:type="spellStart"/>
+      <w:r>
+        <w:rPr>
+          <w:b/>
+          <w:bCs/>
+          <w:lang w:val="en-AU"/>
+        </w:rPr>
+        <w:t>Myweb</w:t>
+      </w:r>
+      <w:proofErr w:type="spellEnd"/>
+      <w:r>
+        <w:rPr>
+          <w:b/>
+          <w:bCs/>
+          <w:lang w:val="en-AU"/>
+        </w:rPr>
+        <w:t>/databases</w:t>
+      </w:r>
+      <w:r>
+        <w:rPr>
+          <w:b/>
+          <w:bCs/>
+          <w:lang w:val="en-AU"/>
+        </w:rPr>
+        <w:t>:</w:t>
+      </w:r>
+    </w:p>
+    <w:p>
+      <w:r>
+        <w:t xml:space="preserve">The </w:t>
+      </w:r>
+      <w:proofErr w:type="spellStart"/>
+      <w:r>
+        <w:t>chmod</w:t>
+      </w:r>
+      <w:proofErr w:type="spellEnd"/>
+      <w:r>
+        <w:t xml:space="preserve"> command modifies access rights.</w:t>
+      </w:r>
+    </w:p>
+    <w:p>
+      <w:pPr>
+        <w:numPr>
+          <w:ilvl w:val="0"/>
+          <w:numId w:val="21"/>
+        </w:numPr>
+      </w:pPr>
+      <w:r>
+        <w:t xml:space="preserve">The </w:t>
+      </w:r>
+      <w:r>
+        <w:t xml:space="preserve">first </w:t>
+      </w:r>
+      <w:r>
+        <w:t xml:space="preserve">number </w:t>
+      </w:r>
+      <w:r>
+        <w:rPr>
+          <w:b/>
+          <w:bCs/>
+        </w:rPr>
+        <w:t>7</w:t>
+      </w:r>
+      <w:r>
+        <w:t xml:space="preserve"> grants the owner </w:t>
+      </w:r>
+      <w:r>
+        <w:rPr>
+          <w:b/>
+          <w:bCs/>
+        </w:rPr>
+        <w:t>read (r), write (w), and execute (x)</w:t>
+      </w:r>
+      <w:r>
+        <w:t xml:space="preserve"> permissions.</w:t>
+      </w:r>
+    </w:p>
+    <w:p>
+      <w:pPr>
+        <w:numPr>
+          <w:ilvl w:val="0"/>
+          <w:numId w:val="21"/>
+        </w:numPr>
+      </w:pPr>
+      <w:r>
+        <w:t>The</w:t>
+      </w:r>
+      <w:r>
+        <w:t xml:space="preserve"> second </w:t>
+      </w:r>
+      <w:r>
+        <w:rPr>
+          <w:b/>
+          <w:bCs/>
+        </w:rPr>
+        <w:t>0</w:t>
+      </w:r>
+      <w:r>
+        <w:t xml:space="preserve"> remove all permissions from the group.</w:t>
+      </w:r>
+    </w:p>
+    <w:p>
+      <w:pPr>
+        <w:numPr>
+          <w:ilvl w:val="0"/>
+          <w:numId w:val="21"/>
+        </w:numPr>
+      </w:pPr>
+      <w:r>
+        <w:t xml:space="preserve">The third </w:t>
+      </w:r>
+      <w:r>
+        <w:rPr>
+          <w:b/>
+          <w:bCs/>
+        </w:rPr>
+        <w:t>0</w:t>
+      </w:r>
+      <w:r>
+        <w:t xml:space="preserve"> remove all permissions from </w:t>
+      </w:r>
+      <w:r>
+        <w:t>other users</w:t>
+      </w:r>
+      <w:r>
+        <w:t>.</w:t>
+      </w:r>
     </w:p>
     <w:sectPr>
-      <w:footerReference w:type="default" r:id="rId9"/>
+      <w:footerReference w:type="default" r:id="rId26"/>
       <w:pgSz w:w="12240" w:h="15840"/>
       <w:pgMar w:top="1440" w:right="1440" w:bottom="1440" w:left="1440" w:header="708" w:footer="708" w:gutter="0"/>
       <w:cols w:space="708"/>
@@ -2304,6 +4179,92 @@
     </w:lvl>
   </w:abstractNum>
   <w:abstractNum w:abstractNumId="3" w15:restartNumberingAfterBreak="0">
+    <w:nsid w:val="1C7976F4"/>
+    <w:multiLevelType w:val="hybridMultilevel"/>
+    <w:tmpl w:val="4C68B3D8"/>
+    <w:lvl w:ilvl="0" w:tplc="0409000F">
+      <w:start w:val="1"/>
+      <w:numFmt w:val="decimal"/>
+      <w:lvlText w:val="%1."/>
+      <w:lvlJc w:val="left"/>
+      <w:pPr>
+        <w:ind w:left="720" w:hanging="360"/>
+      </w:pPr>
+    </w:lvl>
+    <w:lvl w:ilvl="1" w:tplc="04090019" w:tentative="1">
+      <w:start w:val="1"/>
+      <w:numFmt w:val="lowerLetter"/>
+      <w:lvlText w:val="%2."/>
+      <w:lvlJc w:val="left"/>
+      <w:pPr>
+        <w:ind w:left="1440" w:hanging="360"/>
+      </w:pPr>
+    </w:lvl>
+    <w:lvl w:ilvl="2" w:tplc="0409001B" w:tentative="1">
+      <w:start w:val="1"/>
+      <w:numFmt w:val="lowerRoman"/>
+      <w:lvlText w:val="%3."/>
+      <w:lvlJc w:val="right"/>
+      <w:pPr>
+        <w:ind w:left="2160" w:hanging="180"/>
+      </w:pPr>
+    </w:lvl>
+    <w:lvl w:ilvl="3" w:tplc="0409000F" w:tentative="1">
+      <w:start w:val="1"/>
+      <w:numFmt w:val="decimal"/>
+      <w:lvlText w:val="%4."/>
+      <w:lvlJc w:val="left"/>
+      <w:pPr>
+        <w:ind w:left="2880" w:hanging="360"/>
+      </w:pPr>
+    </w:lvl>
+    <w:lvl w:ilvl="4" w:tplc="04090019" w:tentative="1">
+      <w:start w:val="1"/>
+      <w:numFmt w:val="lowerLetter"/>
+      <w:lvlText w:val="%5."/>
+      <w:lvlJc w:val="left"/>
+      <w:pPr>
+        <w:ind w:left="3600" w:hanging="360"/>
+      </w:pPr>
+    </w:lvl>
+    <w:lvl w:ilvl="5" w:tplc="0409001B" w:tentative="1">
+      <w:start w:val="1"/>
+      <w:numFmt w:val="lowerRoman"/>
+      <w:lvlText w:val="%6."/>
+      <w:lvlJc w:val="right"/>
+      <w:pPr>
+        <w:ind w:left="4320" w:hanging="180"/>
+      </w:pPr>
+    </w:lvl>
+    <w:lvl w:ilvl="6" w:tplc="0409000F" w:tentative="1">
+      <w:start w:val="1"/>
+      <w:numFmt w:val="decimal"/>
+      <w:lvlText w:val="%7."/>
+      <w:lvlJc w:val="left"/>
+      <w:pPr>
+        <w:ind w:left="5040" w:hanging="360"/>
+      </w:pPr>
+    </w:lvl>
+    <w:lvl w:ilvl="7" w:tplc="04090019" w:tentative="1">
+      <w:start w:val="1"/>
+      <w:numFmt w:val="lowerLetter"/>
+      <w:lvlText w:val="%8."/>
+      <w:lvlJc w:val="left"/>
+      <w:pPr>
+        <w:ind w:left="5760" w:hanging="360"/>
+      </w:pPr>
+    </w:lvl>
+    <w:lvl w:ilvl="8" w:tplc="0409001B" w:tentative="1">
+      <w:start w:val="1"/>
+      <w:numFmt w:val="lowerRoman"/>
+      <w:lvlText w:val="%9."/>
+      <w:lvlJc w:val="right"/>
+      <w:pPr>
+        <w:ind w:left="6480" w:hanging="180"/>
+      </w:pPr>
+    </w:lvl>
+  </w:abstractNum>
+  <w:abstractNum w:abstractNumId="4" w15:restartNumberingAfterBreak="0">
     <w:nsid w:val="1FC335FB"/>
     <w:multiLevelType w:val="multilevel"/>
     <w:tmpl w:val="04090023"/>
@@ -2390,7 +4351,7 @@
       </w:pPr>
     </w:lvl>
   </w:abstractNum>
-  <w:abstractNum w:abstractNumId="4" w15:restartNumberingAfterBreak="0">
+  <w:abstractNum w:abstractNumId="5" w15:restartNumberingAfterBreak="0">
     <w:nsid w:val="25847A7D"/>
     <w:multiLevelType w:val="hybridMultilevel"/>
     <w:tmpl w:val="A2922C3A"/>
@@ -2530,7 +4491,7 @@
       </w:rPr>
     </w:lvl>
   </w:abstractNum>
-  <w:abstractNum w:abstractNumId="5" w15:restartNumberingAfterBreak="0">
+  <w:abstractNum w:abstractNumId="6" w15:restartNumberingAfterBreak="0">
     <w:nsid w:val="28E648D7"/>
     <w:multiLevelType w:val="multilevel"/>
     <w:tmpl w:val="0409001D"/>
@@ -2616,7 +4577,156 @@
       </w:pPr>
     </w:lvl>
   </w:abstractNum>
-  <w:abstractNum w:abstractNumId="6" w15:restartNumberingAfterBreak="0">
+  <w:abstractNum w:abstractNumId="7" w15:restartNumberingAfterBreak="0">
+    <w:nsid w:val="2B7A1C62"/>
+    <w:multiLevelType w:val="multilevel"/>
+    <w:tmpl w:val="13AE4AEA"/>
+    <w:lvl w:ilvl="0">
+      <w:start w:val="1"/>
+      <w:numFmt w:val="bullet"/>
+      <w:lvlText w:val=""/>
+      <w:lvlJc w:val="left"/>
+      <w:pPr>
+        <w:tabs>
+          <w:tab w:val="num" w:pos="720"/>
+        </w:tabs>
+        <w:ind w:left="720" w:hanging="360"/>
+      </w:pPr>
+      <w:rPr>
+        <w:rFonts w:ascii="Symbol" w:hAnsi="Symbol" w:hint="default"/>
+        <w:sz w:val="20"/>
+      </w:rPr>
+    </w:lvl>
+    <w:lvl w:ilvl="1" w:tentative="1">
+      <w:start w:val="1"/>
+      <w:numFmt w:val="bullet"/>
+      <w:lvlText w:val="o"/>
+      <w:lvlJc w:val="left"/>
+      <w:pPr>
+        <w:tabs>
+          <w:tab w:val="num" w:pos="1440"/>
+        </w:tabs>
+        <w:ind w:left="1440" w:hanging="360"/>
+      </w:pPr>
+      <w:rPr>
+        <w:rFonts w:ascii="Courier New" w:hAnsi="Courier New" w:hint="default"/>
+        <w:sz w:val="20"/>
+      </w:rPr>
+    </w:lvl>
+    <w:lvl w:ilvl="2" w:tentative="1">
+      <w:start w:val="1"/>
+      <w:numFmt w:val="bullet"/>
+      <w:lvlText w:val=""/>
+      <w:lvlJc w:val="left"/>
+      <w:pPr>
+        <w:tabs>
+          <w:tab w:val="num" w:pos="2160"/>
+        </w:tabs>
+        <w:ind w:left="2160" w:hanging="360"/>
+      </w:pPr>
+      <w:rPr>
+        <w:rFonts w:ascii="Wingdings" w:hAnsi="Wingdings" w:hint="default"/>
+        <w:sz w:val="20"/>
+      </w:rPr>
+    </w:lvl>
+    <w:lvl w:ilvl="3" w:tentative="1">
+      <w:start w:val="1"/>
+      <w:numFmt w:val="bullet"/>
+      <w:lvlText w:val=""/>
+      <w:lvlJc w:val="left"/>
+      <w:pPr>
+        <w:tabs>
+          <w:tab w:val="num" w:pos="2880"/>
+        </w:tabs>
+        <w:ind w:left="2880" w:hanging="360"/>
+      </w:pPr>
+      <w:rPr>
+        <w:rFonts w:ascii="Wingdings" w:hAnsi="Wingdings" w:hint="default"/>
+        <w:sz w:val="20"/>
+      </w:rPr>
+    </w:lvl>
+    <w:lvl w:ilvl="4" w:tentative="1">
+      <w:start w:val="1"/>
+      <w:numFmt w:val="bullet"/>
+      <w:lvlText w:val=""/>
+      <w:lvlJc w:val="left"/>
+      <w:pPr>
+        <w:tabs>
+          <w:tab w:val="num" w:pos="3600"/>
+        </w:tabs>
+        <w:ind w:left="3600" w:hanging="360"/>
+      </w:pPr>
+      <w:rPr>
+        <w:rFonts w:ascii="Wingdings" w:hAnsi="Wingdings" w:hint="default"/>
+        <w:sz w:val="20"/>
+      </w:rPr>
+    </w:lvl>
+    <w:lvl w:ilvl="5" w:tentative="1">
+      <w:start w:val="1"/>
+      <w:numFmt w:val="bullet"/>
+      <w:lvlText w:val=""/>
+      <w:lvlJc w:val="left"/>
+      <w:pPr>
+        <w:tabs>
+          <w:tab w:val="num" w:pos="4320"/>
+        </w:tabs>
+        <w:ind w:left="4320" w:hanging="360"/>
+      </w:pPr>
+      <w:rPr>
+        <w:rFonts w:ascii="Wingdings" w:hAnsi="Wingdings" w:hint="default"/>
+        <w:sz w:val="20"/>
+      </w:rPr>
+    </w:lvl>
+    <w:lvl w:ilvl="6" w:tentative="1">
+      <w:start w:val="1"/>
+      <w:numFmt w:val="bullet"/>
+      <w:lvlText w:val=""/>
+      <w:lvlJc w:val="left"/>
+      <w:pPr>
+        <w:tabs>
+          <w:tab w:val="num" w:pos="5040"/>
+        </w:tabs>
+        <w:ind w:left="5040" w:hanging="360"/>
+      </w:pPr>
+      <w:rPr>
+        <w:rFonts w:ascii="Wingdings" w:hAnsi="Wingdings" w:hint="default"/>
+        <w:sz w:val="20"/>
+      </w:rPr>
+    </w:lvl>
+    <w:lvl w:ilvl="7" w:tentative="1">
+      <w:start w:val="1"/>
+      <w:numFmt w:val="bullet"/>
+      <w:lvlText w:val=""/>
+      <w:lvlJc w:val="left"/>
+      <w:pPr>
+        <w:tabs>
+          <w:tab w:val="num" w:pos="5760"/>
+        </w:tabs>
+        <w:ind w:left="5760" w:hanging="360"/>
+      </w:pPr>
+      <w:rPr>
+        <w:rFonts w:ascii="Wingdings" w:hAnsi="Wingdings" w:hint="default"/>
+        <w:sz w:val="20"/>
+      </w:rPr>
+    </w:lvl>
+    <w:lvl w:ilvl="8" w:tentative="1">
+      <w:start w:val="1"/>
+      <w:numFmt w:val="bullet"/>
+      <w:lvlText w:val=""/>
+      <w:lvlJc w:val="left"/>
+      <w:pPr>
+        <w:tabs>
+          <w:tab w:val="num" w:pos="6480"/>
+        </w:tabs>
+        <w:ind w:left="6480" w:hanging="360"/>
+      </w:pPr>
+      <w:rPr>
+        <w:rFonts w:ascii="Wingdings" w:hAnsi="Wingdings" w:hint="default"/>
+        <w:sz w:val="20"/>
+      </w:rPr>
+    </w:lvl>
+  </w:abstractNum>
+  <w:abstractNum w:abstractNumId="8" w15:restartNumberingAfterBreak="0">
     <w:nsid w:val="3D406F86"/>
     <w:multiLevelType w:val="multilevel"/>
     <w:tmpl w:val="2CDC7E9A"/>
@@ -2702,7 +4812,7 @@
       </w:pPr>
     </w:lvl>
   </w:abstractNum>
-  <w:abstractNum w:abstractNumId="7" w15:restartNumberingAfterBreak="0">
+  <w:abstractNum w:abstractNumId="9" w15:restartNumberingAfterBreak="0">
     <w:nsid w:val="3DAC20EF"/>
     <w:multiLevelType w:val="multilevel"/>
     <w:tmpl w:val="62AE08D6"/>
@@ -2788,7 +4898,7 @@
       </w:pPr>
     </w:lvl>
   </w:abstractNum>
-  <w:abstractNum w:abstractNumId="8" w15:restartNumberingAfterBreak="0">
+  <w:abstractNum w:abstractNumId="10" w15:restartNumberingAfterBreak="0">
     <w:nsid w:val="3FE90E5F"/>
     <w:multiLevelType w:val="hybridMultilevel"/>
     <w:tmpl w:val="EEE2F8F0"/>
@@ -2901,7 +5011,7 @@
       </w:rPr>
     </w:lvl>
   </w:abstractNum>
-  <w:abstractNum w:abstractNumId="9" w15:restartNumberingAfterBreak="0">
+  <w:abstractNum w:abstractNumId="11" w15:restartNumberingAfterBreak="0">
     <w:nsid w:val="44104B35"/>
     <w:multiLevelType w:val="multilevel"/>
     <w:tmpl w:val="42BA6AB4"/>
@@ -2987,7 +5097,7 @@
       </w:pPr>
     </w:lvl>
   </w:abstractNum>
-  <w:abstractNum w:abstractNumId="10" w15:restartNumberingAfterBreak="0">
+  <w:abstractNum w:abstractNumId="12" w15:restartNumberingAfterBreak="0">
     <w:nsid w:val="52041D5D"/>
     <w:multiLevelType w:val="multilevel"/>
     <w:tmpl w:val="1FFC87B8"/>
@@ -3100,7 +5210,120 @@
       </w:pPr>
     </w:lvl>
   </w:abstractNum>
-  <w:abstractNum w:abstractNumId="11" w15:restartNumberingAfterBreak="0">
+  <w:abstractNum w:abstractNumId="13" w15:restartNumberingAfterBreak="0">
+    <w:nsid w:val="54674598"/>
+    <w:multiLevelType w:val="multilevel"/>
+    <w:tmpl w:val="2B7ECF18"/>
+    <w:lvl w:ilvl="0">
+      <w:start w:val="1"/>
+      <w:numFmt w:val="decimal"/>
+      <w:lvlText w:val="%1."/>
+      <w:lvlJc w:val="left"/>
+      <w:pPr>
+        <w:tabs>
+          <w:tab w:val="num" w:pos="720"/>
+        </w:tabs>
+        <w:ind w:left="720" w:hanging="360"/>
+      </w:pPr>
+    </w:lvl>
+    <w:lvl w:ilvl="1" w:tentative="1">
+      <w:start w:val="1"/>
+      <w:numFmt w:val="decimal"/>
+      <w:lvlText w:val="%2."/>
+      <w:lvlJc w:val="left"/>
+      <w:pPr>
+        <w:tabs>
+          <w:tab w:val="num" w:pos="1440"/>
+        </w:tabs>
+        <w:ind w:left="1440" w:hanging="360"/>
+      </w:pPr>
+    </w:lvl>
+    <w:lvl w:ilvl="2" w:tentative="1">
+      <w:start w:val="1"/>
+      <w:numFmt w:val="decimal"/>
+      <w:lvlText w:val="%3."/>
+      <w:lvlJc w:val="left"/>
+      <w:pPr>
+        <w:tabs>
+          <w:tab w:val="num" w:pos="2160"/>
+        </w:tabs>
+        <w:ind w:left="2160" w:hanging="360"/>
+      </w:pPr>
+    </w:lvl>
+    <w:lvl w:ilvl="3" w:tentative="1">
+      <w:start w:val="1"/>
+      <w:numFmt w:val="decimal"/>
+      <w:lvlText w:val="%4."/>
+      <w:lvlJc w:val="left"/>
+      <w:pPr>
+        <w:tabs>
+          <w:tab w:val="num" w:pos="2880"/>
+        </w:tabs>
+        <w:ind w:left="2880" w:hanging="360"/>
+      </w:pPr>
+    </w:lvl>
+    <w:lvl w:ilvl="4" w:tentative="1">
+      <w:start w:val="1"/>
+      <w:numFmt w:val="decimal"/>
+      <w:lvlText w:val="%5."/>
+      <w:lvlJc w:val="left"/>
+      <w:pPr>
+        <w:tabs>
+          <w:tab w:val="num" w:pos="3600"/>
+        </w:tabs>
+        <w:ind w:left="3600" w:hanging="360"/>
+      </w:pPr>
+    </w:lvl>
+    <w:lvl w:ilvl="5" w:tentative="1">
+      <w:start w:val="1"/>
+      <w:numFmt w:val="decimal"/>
+      <w:lvlText w:val="%6."/>
+      <w:lvlJc w:val="left"/>
+      <w:pPr>
+        <w:tabs>
+          <w:tab w:val="num" w:pos="4320"/>
+        </w:tabs>
+        <w:ind w:left="4320" w:hanging="360"/>
+      </w:pPr>
+    </w:lvl>
+    <w:lvl w:ilvl="6" w:tentative="1">
+      <w:start w:val="1"/>
+      <w:numFmt w:val="decimal"/>
+      <w:lvlText w:val="%7."/>
+      <w:lvlJc w:val="left"/>
+      <w:pPr>
+        <w:tabs>
+          <w:tab w:val="num" w:pos="5040"/>
+        </w:tabs>
+        <w:ind w:left="5040" w:hanging="360"/>
+      </w:pPr>
+    </w:lvl>
+    <w:lvl w:ilvl="7" w:tentative="1">
+      <w:start w:val="1"/>
+      <w:numFmt w:val="decimal"/>
+      <w:lvlText w:val="%8."/>
+      <w:lvlJc w:val="left"/>
+      <w:pPr>
+        <w:tabs>
+          <w:tab w:val="num" w:pos="5760"/>
+        </w:tabs>
+        <w:ind w:left="5760" w:hanging="360"/>
+      </w:pPr>
+    </w:lvl>
+    <w:lvl w:ilvl="8" w:tentative="1">
+      <w:start w:val="1"/>
+      <w:numFmt w:val="decimal"/>
+      <w:lvlText w:val="%9."/>
+      <w:lvlJc w:val="left"/>
+      <w:pPr>
+        <w:tabs>
+          <w:tab w:val="num" w:pos="6480"/>
+        </w:tabs>
+        <w:ind w:left="6480" w:hanging="360"/>
+      </w:pPr>
+    </w:lvl>
+  </w:abstractNum>
+  <w:abstractNum w:abstractNumId="14" w15:restartNumberingAfterBreak="0">
     <w:nsid w:val="57F5163B"/>
     <w:multiLevelType w:val="multilevel"/>
     <w:tmpl w:val="1FFC87B8"/>
@@ -3213,7 +5436,7 @@
       </w:pPr>
     </w:lvl>
   </w:abstractNum>
-  <w:abstractNum w:abstractNumId="12" w15:restartNumberingAfterBreak="0">
+  <w:abstractNum w:abstractNumId="15" w15:restartNumberingAfterBreak="0">
     <w:nsid w:val="624A7654"/>
     <w:multiLevelType w:val="multilevel"/>
     <w:tmpl w:val="04090023"/>
@@ -3300,7 +5523,7 @@
       </w:pPr>
     </w:lvl>
   </w:abstractNum>
-  <w:abstractNum w:abstractNumId="13" w15:restartNumberingAfterBreak="0">
+  <w:abstractNum w:abstractNumId="16" w15:restartNumberingAfterBreak="0">
     <w:nsid w:val="63D07D6F"/>
     <w:multiLevelType w:val="multilevel"/>
     <w:tmpl w:val="A1942E0C"/>
@@ -3386,7 +5609,7 @@
       </w:pPr>
     </w:lvl>
   </w:abstractNum>
-  <w:abstractNum w:abstractNumId="14" w15:restartNumberingAfterBreak="0">
+  <w:abstractNum w:abstractNumId="17" w15:restartNumberingAfterBreak="0">
     <w:nsid w:val="71DF5B72"/>
     <w:multiLevelType w:val="hybridMultilevel"/>
     <w:tmpl w:val="3320CCC4"/>
@@ -3475,7 +5698,7 @@
       </w:pPr>
     </w:lvl>
   </w:abstractNum>
-  <w:abstractNum w:abstractNumId="15" w15:restartNumberingAfterBreak="0">
+  <w:abstractNum w:abstractNumId="18" w15:restartNumberingAfterBreak="0">
     <w:nsid w:val="77AF4F08"/>
     <w:multiLevelType w:val="multilevel"/>
     <w:tmpl w:val="0409001F"/>
@@ -3563,7 +5786,7 @@
       </w:pPr>
     </w:lvl>
   </w:abstractNum>
-  <w:abstractNum w:abstractNumId="16" w15:restartNumberingAfterBreak="0">
+  <w:abstractNum w:abstractNumId="19" w15:restartNumberingAfterBreak="0">
     <w:nsid w:val="7DE21F8B"/>
     <w:multiLevelType w:val="hybridMultilevel"/>
     <w:tmpl w:val="BCCA45E8"/>
@@ -3654,40 +5877,40 @@
     <w:abstractNumId w:val="0"/>
   </w:num>
   <w:num w:numId="2" w16cid:durableId="1161698665">
-    <w:abstractNumId w:val="7"/>
+    <w:abstractNumId w:val="9"/>
   </w:num>
   <w:num w:numId="3" w16cid:durableId="1133671044">
-    <w:abstractNumId w:val="13"/>
+    <w:abstractNumId w:val="16"/>
   </w:num>
   <w:num w:numId="4" w16cid:durableId="1482574291">
-    <w:abstractNumId w:val="11"/>
+    <w:abstractNumId w:val="14"/>
   </w:num>
   <w:num w:numId="5" w16cid:durableId="1882667254">
-    <w:abstractNumId w:val="10"/>
+    <w:abstractNumId w:val="12"/>
   </w:num>
   <w:num w:numId="6" w16cid:durableId="1377124513">
-    <w:abstractNumId w:val="9"/>
+    <w:abstractNumId w:val="11"/>
   </w:num>
   <w:num w:numId="7" w16cid:durableId="1600021155">
     <w:abstractNumId w:val="2"/>
   </w:num>
   <w:num w:numId="8" w16cid:durableId="1239948445">
-    <w:abstractNumId w:val="5"/>
+    <w:abstractNumId w:val="6"/>
   </w:num>
   <w:num w:numId="9" w16cid:durableId="973756582">
-    <w:abstractNumId w:val="12"/>
+    <w:abstractNumId w:val="15"/>
   </w:num>
   <w:num w:numId="10" w16cid:durableId="1448350408">
-    <w:abstractNumId w:val="3"/>
+    <w:abstractNumId w:val="4"/>
   </w:num>
   <w:num w:numId="11" w16cid:durableId="1689478239">
-    <w:abstractNumId w:val="6"/>
+    <w:abstractNumId w:val="8"/>
   </w:num>
   <w:num w:numId="12" w16cid:durableId="113598314">
-    <w:abstractNumId w:val="16"/>
+    <w:abstractNumId w:val="19"/>
   </w:num>
   <w:num w:numId="13" w16cid:durableId="1414357635">
-    <w:abstractNumId w:val="15"/>
+    <w:abstractNumId w:val="18"/>
   </w:num>
   <w:num w:numId="14" w16cid:durableId="1302464492">
     <w:abstractNumId w:val="1"/>
@@ -3723,13 +5946,22 @@
     </w:lvlOverride>
   </w:num>
   <w:num w:numId="16" w16cid:durableId="618072931">
-    <w:abstractNumId w:val="14"/>
+    <w:abstractNumId w:val="17"/>
   </w:num>
   <w:num w:numId="17" w16cid:durableId="1230920478">
-    <w:abstractNumId w:val="4"/>
+    <w:abstractNumId w:val="5"/>
   </w:num>
   <w:num w:numId="18" w16cid:durableId="1831172068">
-    <w:abstractNumId w:val="8"/>
+    <w:abstractNumId w:val="10"/>
+  </w:num>
+  <w:num w:numId="19" w16cid:durableId="1146777080">
+    <w:abstractNumId w:val="3"/>
+  </w:num>
+  <w:num w:numId="20" w16cid:durableId="1018115886">
+    <w:abstractNumId w:val="13"/>
+  </w:num>
+  <w:num w:numId="21" w16cid:durableId="699084664">
+    <w:abstractNumId w:val="7"/>
   </w:num>
 </w:numbering>
 </file>
@@ -4128,7 +6360,7 @@
   <w:style w:type="paragraph" w:default="1" w:styleId="Normal">
     <w:name w:val="Normal"/>
     <w:qFormat/>
-    <w:rsid w:val="00F43008"/>
+    <w:rsid w:val="00512419"/>
     <w:pPr>
       <w:spacing w:before="60" w:after="60" w:line="312" w:lineRule="auto"/>
     </w:pPr>
@@ -4186,10 +6418,31 @@
       <w:szCs w:val="26"/>
     </w:rPr>
   </w:style>
+  <w:style w:type="paragraph" w:styleId="Heading3">
+    <w:name w:val="heading 3"/>
+    <w:basedOn w:val="Normal"/>
+    <w:next w:val="Normal"/>
+    <w:link w:val="Heading3Char1"/>
+    <w:uiPriority w:val="9"/>
+    <w:semiHidden/>
+    <w:unhideWhenUsed/>
+    <w:qFormat/>
+    <w:rsid w:val="00C22006"/>
+    <w:pPr>
+      <w:keepNext/>
+      <w:keepLines/>
+      <w:spacing w:before="40" w:after="0"/>
+      <w:outlineLvl w:val="2"/>
+    </w:pPr>
+    <w:rPr>
+      <w:rFonts w:asciiTheme="majorHAnsi" w:eastAsiaTheme="majorEastAsia" w:hAnsiTheme="majorHAnsi" w:cstheme="majorBidi"/>
+      <w:color w:val="1F3763" w:themeColor="accent1" w:themeShade="7F"/>
+      <w:sz w:val="24"/>
+    </w:rPr>
+  </w:style>
   <w:style w:type="character" w:default="1" w:styleId="DefaultParagraphFont">
     <w:name w:val="Default Paragraph Font"/>
     <w:uiPriority w:val="1"/>
-    <w:semiHidden/>
     <w:unhideWhenUsed/>
   </w:style>
   <w:style w:type="table" w:default="1" w:styleId="TableNormal">
@@ -4496,6 +6749,18 @@
       <w:contextualSpacing/>
     </w:pPr>
   </w:style>
+  <w:style w:type="character" w:customStyle="1" w:styleId="Heading3Char1">
+    <w:name w:val="Heading 3 Char1"/>
+    <w:basedOn w:val="DefaultParagraphFont"/>
+    <w:link w:val="Heading3"/>
+    <w:uiPriority w:val="9"/>
+    <w:semiHidden/>
+    <w:rsid w:val="00C22006"/>
+    <w:rPr>
+      <w:rFonts w:asciiTheme="majorHAnsi" w:eastAsiaTheme="majorEastAsia" w:hAnsiTheme="majorHAnsi" w:cstheme="majorBidi"/>
+      <w:color w:val="1F3763" w:themeColor="accent1" w:themeShade="7F"/>
+    </w:rPr>
+  </w:style>
 </w:styles>
 </file>
 
